--- a/templates/working-clearance.docx
+++ b/templates/working-clearance.docx
@@ -12,7 +12,7 @@
         <mc:AlternateContent>
           <mc:Choice Requires="wps">
             <w:drawing>
-              <wp:anchor distT="0" distB="0" distL="0" distR="0" simplePos="0" relativeHeight="128" behindDoc="0" locked="0" layoutInCell="1" allowOverlap="1">
+              <wp:anchor distT="0" distB="0" distL="0" distR="0" simplePos="0" relativeHeight="129" behindDoc="0" locked="0" layoutInCell="1" allowOverlap="1">
                 <wp:simplePos x="0" y="0"/>
                 <wp:positionH relativeFrom="column">
                   <wp:posOffset>381000</wp:posOffset>
@@ -57,7 +57,7 @@
                         <w:txbxContent>
                           <w:p>
                             <w:pPr>
-                              <w:pStyle w:val="FrameContents"/>
+                              <w:pStyle w:val="FrameContentsuser"/>
                               <w:spacing w:before="0" w:after="160"/>
                               <w:jc w:val="center"/>
                               <w:rPr>
@@ -98,7 +98,7 @@
                   <w:txbxContent>
                     <w:p>
                       <w:pPr>
-                        <w:pStyle w:val="FrameContents"/>
+                        <w:pStyle w:val="FrameContentsuser"/>
                         <w:spacing w:before="0" w:after="160"/>
                         <w:jc w:val="center"/>
                         <w:rPr>
@@ -129,7 +129,7 @@
         <mc:AlternateContent>
           <mc:Choice Requires="wps">
             <w:drawing>
-              <wp:anchor distT="38100" distB="47625" distL="38100" distR="47625" simplePos="0" relativeHeight="130" behindDoc="0" locked="0" layoutInCell="1" allowOverlap="1">
+              <wp:anchor distT="34925" distB="34925" distL="35560" distR="34290" simplePos="0" relativeHeight="131" behindDoc="0" locked="0" layoutInCell="1" allowOverlap="1">
                 <wp:simplePos x="0" y="0"/>
                 <wp:positionH relativeFrom="column">
                   <wp:posOffset>-47625</wp:posOffset>
@@ -177,7 +177,7 @@
                         <w:txbxContent>
                           <w:p>
                             <w:pPr>
-                              <w:pStyle w:val="FrameContents"/>
+                              <w:pStyle w:val="FrameContentsuser"/>
                               <w:spacing w:lineRule="auto" w:line="240" w:before="0" w:after="0"/>
                               <w:jc w:val="center"/>
                               <w:rPr>
@@ -198,7 +198,7 @@
                           </w:p>
                           <w:p>
                             <w:pPr>
-                              <w:pStyle w:val="FrameContents"/>
+                              <w:pStyle w:val="FrameContentsuser"/>
                               <w:spacing w:lineRule="auto" w:line="240" w:before="0" w:after="0"/>
                               <w:jc w:val="center"/>
                               <w:rPr>
@@ -217,7 +217,7 @@
                           </w:p>
                           <w:p>
                             <w:pPr>
-                              <w:pStyle w:val="FrameContents"/>
+                              <w:pStyle w:val="FrameContentsuser"/>
                               <w:rPr>
                                 <w:sz w:val="28"/>
                               </w:rPr>
@@ -238,7 +238,7 @@
                           </w:p>
                           <w:p>
                             <w:pPr>
-                              <w:pStyle w:val="FrameContents"/>
+                              <w:pStyle w:val="FrameContentsuser"/>
                               <w:rPr>
                                 <w:sz w:val="28"/>
                               </w:rPr>
@@ -252,7 +252,7 @@
                           </w:p>
                           <w:p>
                             <w:pPr>
-                              <w:pStyle w:val="FrameContents"/>
+                              <w:pStyle w:val="FrameContentsuser"/>
                               <w:rPr>
                                 <w:i/>
                               </w:rPr>
@@ -275,7 +275,7 @@
                           </w:p>
                           <w:p>
                             <w:pPr>
-                              <w:pStyle w:val="FrameContents"/>
+                              <w:pStyle w:val="FrameContentsuser"/>
                               <w:ind w:firstLine="720"/>
                               <w:rPr>
                                 <w:rFonts w:ascii="Arial" w:hAnsi="Arial" w:cs="Arial"/>
@@ -290,7 +290,7 @@
                           </w:p>
                           <w:p>
                             <w:pPr>
-                              <w:pStyle w:val="FrameContents"/>
+                              <w:pStyle w:val="FrameContentsuser"/>
                               <w:ind w:firstLine="720"/>
                               <w:rPr>
                                 <w:rFonts w:ascii="Arial" w:hAnsi="Arial" w:cs="Arial"/>
@@ -315,7 +315,7 @@
                           </w:p>
                           <w:p>
                             <w:pPr>
-                              <w:pStyle w:val="FrameContents"/>
+                              <w:pStyle w:val="FrameContentsuser"/>
                               <w:ind w:firstLine="720"/>
                               <w:rPr>
                                 <w:rFonts w:ascii="Arial" w:hAnsi="Arial" w:cs="Arial"/>
@@ -332,7 +332,7 @@
                           </w:p>
                           <w:p>
                             <w:pPr>
-                              <w:pStyle w:val="FrameContents"/>
+                              <w:pStyle w:val="FrameContentsuser"/>
                               <w:ind w:firstLine="720"/>
                               <w:rPr>
                                 <w:rFonts w:ascii="Arial" w:hAnsi="Arial" w:cs="Arial"/>
@@ -358,7 +358,7 @@
                           </w:p>
                           <w:p>
                             <w:pPr>
-                              <w:pStyle w:val="FrameContents"/>
+                              <w:pStyle w:val="FrameContentsuser"/>
                               <w:ind w:firstLine="720"/>
                               <w:rPr>
                                 <w:rFonts w:ascii="Arial" w:hAnsi="Arial" w:cs="Arial"/>
@@ -373,7 +373,7 @@
                           </w:p>
                           <w:p>
                             <w:pPr>
-                              <w:pStyle w:val="FrameContents"/>
+                              <w:pStyle w:val="FrameContentsuser"/>
                               <w:ind w:firstLine="720"/>
                               <w:rPr>
                                 <w:rFonts w:ascii="Arial" w:hAnsi="Arial" w:cs="Arial"/>
@@ -403,7 +403,7 @@
                           </w:p>
                           <w:p>
                             <w:pPr>
-                              <w:pStyle w:val="FrameContents"/>
+                              <w:pStyle w:val="FrameContentsuser"/>
                               <w:rPr>
                                 <w:rFonts w:ascii="Arial" w:hAnsi="Arial" w:cs="Arial"/>
                                 <w:i/>
@@ -419,7 +419,7 @@
                           </w:p>
                           <w:p>
                             <w:pPr>
-                              <w:pStyle w:val="FrameContents"/>
+                              <w:pStyle w:val="FrameContentsuser"/>
                               <w:ind w:firstLine="720"/>
                               <w:rPr>
                                 <w:rFonts w:ascii="Arial" w:hAnsi="Arial" w:cs="Arial"/>
@@ -436,7 +436,7 @@
                           </w:p>
                           <w:p>
                             <w:pPr>
-                              <w:pStyle w:val="FrameContents"/>
+                              <w:pStyle w:val="FrameContentsuser"/>
                               <w:ind w:firstLine="720"/>
                               <w:rPr>
                                 <w:rFonts w:ascii="Arial" w:hAnsi="Arial" w:cs="Arial"/>
@@ -454,7 +454,7 @@
                           </w:p>
                           <w:p>
                             <w:pPr>
-                              <w:pStyle w:val="FrameContents"/>
+                              <w:pStyle w:val="FrameContentsuser"/>
                               <w:ind w:firstLine="720"/>
                               <w:jc w:val="both"/>
                               <w:rPr/>
@@ -470,39 +470,15 @@
                               <w:rPr>
                                 <w:i/>
                                 <w:color w:val="000000"/>
-                                <w:lang w:val="en-US"/>
-                              </w:rPr>
-                              <w:t>24</w:t>
+                              </w:rPr>
+                              <w:t xml:space="preserve">${formattedDate} </w:t>
                             </w:r>
                             <w:r>
                               <w:rPr>
                                 <w:i/>
                                 <w:color w:val="000000"/>
-                                <w:vertAlign w:val="superscript"/>
-                              </w:rPr>
-                              <w:t>th</w:t>
-                            </w:r>
-                            <w:r>
-                              <w:rPr>
-                                <w:i/>
-                                <w:color w:val="000000"/>
-                              </w:rPr>
-                              <w:t xml:space="preserve"> day of </w:t>
-                            </w:r>
-                            <w:r>
-                              <w:rPr>
-                                <w:i/>
-                                <w:color w:val="000000"/>
-                                <w:lang w:val="en-US"/>
-                              </w:rPr>
-                              <w:t>March</w:t>
-                            </w:r>
-                            <w:r>
-                              <w:rPr>
-                                <w:i/>
-                                <w:color w:val="000000"/>
-                              </w:rPr>
-                              <w:t>, 2026 at Barangay Biñan, Pagsanjan, Laguna</w:t>
+                              </w:rPr>
+                              <w:t>at Barangay Biñan, Pagsanjan, Laguna</w:t>
                             </w:r>
                             <w:r>
                               <w:rPr>
@@ -513,7 +489,7 @@
                           </w:p>
                           <w:p>
                             <w:pPr>
-                              <w:pStyle w:val="FrameContents"/>
+                              <w:pStyle w:val="FrameContentsuser"/>
                               <w:ind w:firstLine="720"/>
                               <w:jc w:val="both"/>
                               <w:rPr>
@@ -528,7 +504,7 @@
                           </w:p>
                           <w:p>
                             <w:pPr>
-                              <w:pStyle w:val="FrameContents"/>
+                              <w:pStyle w:val="FrameContentsuser"/>
                               <w:ind w:firstLine="720"/>
                               <w:jc w:val="both"/>
                               <w:rPr>
@@ -543,7 +519,7 @@
                           </w:p>
                           <w:p>
                             <w:pPr>
-                              <w:pStyle w:val="FrameContents"/>
+                              <w:pStyle w:val="FrameContentsuser"/>
                               <w:ind w:firstLine="720"/>
                               <w:jc w:val="center"/>
                               <w:rPr>
@@ -569,7 +545,7 @@
                           </w:p>
                           <w:p>
                             <w:pPr>
-                              <w:pStyle w:val="FrameContents"/>
+                              <w:pStyle w:val="FrameContentsuser"/>
                               <w:ind w:firstLine="720"/>
                               <w:rPr>
                                 <w:rFonts w:ascii="Arial" w:hAnsi="Arial" w:cs="Arial"/>
@@ -584,7 +560,7 @@
                           </w:p>
                           <w:p>
                             <w:pPr>
-                              <w:pStyle w:val="FrameContents"/>
+                              <w:pStyle w:val="FrameContentsuser"/>
                               <w:rPr>
                                 <w:rFonts w:ascii="Arial" w:hAnsi="Arial" w:cs="Arial"/>
                               </w:rPr>
@@ -598,7 +574,7 @@
                           </w:p>
                           <w:p>
                             <w:pPr>
-                              <w:pStyle w:val="FrameContents"/>
+                              <w:pStyle w:val="FrameContentsuser"/>
                               <w:spacing w:lineRule="auto" w:line="240" w:before="0" w:after="0"/>
                               <w:ind w:firstLine="720"/>
                               <w:rPr>
@@ -615,7 +591,7 @@
                           </w:p>
                           <w:p>
                             <w:pPr>
-                              <w:pStyle w:val="FrameContents"/>
+                              <w:pStyle w:val="FrameContentsuser"/>
                               <w:spacing w:lineRule="auto" w:line="240" w:before="0" w:after="0"/>
                               <w:ind w:firstLine="720" w:start="4320"/>
                               <w:rPr>
@@ -631,7 +607,7 @@
                           </w:p>
                           <w:p>
                             <w:pPr>
-                              <w:pStyle w:val="FrameContents"/>
+                              <w:pStyle w:val="FrameContentsuser"/>
                               <w:spacing w:lineRule="auto" w:line="240" w:before="0" w:after="0"/>
                               <w:jc w:val="center"/>
                               <w:rPr>
@@ -664,7 +640,7 @@
                           </w:p>
                           <w:p>
                             <w:pPr>
-                              <w:pStyle w:val="FrameContents"/>
+                              <w:pStyle w:val="FrameContentsuser"/>
                               <w:spacing w:lineRule="auto" w:line="240" w:before="0" w:after="0"/>
                               <w:jc w:val="center"/>
                               <w:rPr>
@@ -707,7 +683,7 @@
                   <w:txbxContent>
                     <w:p>
                       <w:pPr>
-                        <w:pStyle w:val="FrameContents"/>
+                        <w:pStyle w:val="FrameContentsuser"/>
                         <w:spacing w:lineRule="auto" w:line="240" w:before="0" w:after="0"/>
                         <w:jc w:val="center"/>
                         <w:rPr>
@@ -728,7 +704,7 @@
                     </w:p>
                     <w:p>
                       <w:pPr>
-                        <w:pStyle w:val="FrameContents"/>
+                        <w:pStyle w:val="FrameContentsuser"/>
                         <w:spacing w:lineRule="auto" w:line="240" w:before="0" w:after="0"/>
                         <w:jc w:val="center"/>
                         <w:rPr>
@@ -747,7 +723,7 @@
                     </w:p>
                     <w:p>
                       <w:pPr>
-                        <w:pStyle w:val="FrameContents"/>
+                        <w:pStyle w:val="FrameContentsuser"/>
                         <w:rPr>
                           <w:sz w:val="28"/>
                         </w:rPr>
@@ -768,7 +744,7 @@
                     </w:p>
                     <w:p>
                       <w:pPr>
-                        <w:pStyle w:val="FrameContents"/>
+                        <w:pStyle w:val="FrameContentsuser"/>
                         <w:rPr>
                           <w:sz w:val="28"/>
                         </w:rPr>
@@ -782,7 +758,7 @@
                     </w:p>
                     <w:p>
                       <w:pPr>
-                        <w:pStyle w:val="FrameContents"/>
+                        <w:pStyle w:val="FrameContentsuser"/>
                         <w:rPr>
                           <w:i/>
                         </w:rPr>
@@ -805,7 +781,7 @@
                     </w:p>
                     <w:p>
                       <w:pPr>
-                        <w:pStyle w:val="FrameContents"/>
+                        <w:pStyle w:val="FrameContentsuser"/>
                         <w:ind w:firstLine="720"/>
                         <w:rPr>
                           <w:rFonts w:ascii="Arial" w:hAnsi="Arial" w:cs="Arial"/>
@@ -820,7 +796,7 @@
                     </w:p>
                     <w:p>
                       <w:pPr>
-                        <w:pStyle w:val="FrameContents"/>
+                        <w:pStyle w:val="FrameContentsuser"/>
                         <w:ind w:firstLine="720"/>
                         <w:rPr>
                           <w:rFonts w:ascii="Arial" w:hAnsi="Arial" w:cs="Arial"/>
@@ -845,7 +821,7 @@
                     </w:p>
                     <w:p>
                       <w:pPr>
-                        <w:pStyle w:val="FrameContents"/>
+                        <w:pStyle w:val="FrameContentsuser"/>
                         <w:ind w:firstLine="720"/>
                         <w:rPr>
                           <w:rFonts w:ascii="Arial" w:hAnsi="Arial" w:cs="Arial"/>
@@ -862,7 +838,7 @@
                     </w:p>
                     <w:p>
                       <w:pPr>
-                        <w:pStyle w:val="FrameContents"/>
+                        <w:pStyle w:val="FrameContentsuser"/>
                         <w:ind w:firstLine="720"/>
                         <w:rPr>
                           <w:rFonts w:ascii="Arial" w:hAnsi="Arial" w:cs="Arial"/>
@@ -888,7 +864,7 @@
                     </w:p>
                     <w:p>
                       <w:pPr>
-                        <w:pStyle w:val="FrameContents"/>
+                        <w:pStyle w:val="FrameContentsuser"/>
                         <w:ind w:firstLine="720"/>
                         <w:rPr>
                           <w:rFonts w:ascii="Arial" w:hAnsi="Arial" w:cs="Arial"/>
@@ -903,7 +879,7 @@
                     </w:p>
                     <w:p>
                       <w:pPr>
-                        <w:pStyle w:val="FrameContents"/>
+                        <w:pStyle w:val="FrameContentsuser"/>
                         <w:ind w:firstLine="720"/>
                         <w:rPr>
                           <w:rFonts w:ascii="Arial" w:hAnsi="Arial" w:cs="Arial"/>
@@ -933,7 +909,7 @@
                     </w:p>
                     <w:p>
                       <w:pPr>
-                        <w:pStyle w:val="FrameContents"/>
+                        <w:pStyle w:val="FrameContentsuser"/>
                         <w:rPr>
                           <w:rFonts w:ascii="Arial" w:hAnsi="Arial" w:cs="Arial"/>
                           <w:i/>
@@ -949,7 +925,7 @@
                     </w:p>
                     <w:p>
                       <w:pPr>
-                        <w:pStyle w:val="FrameContents"/>
+                        <w:pStyle w:val="FrameContentsuser"/>
                         <w:ind w:firstLine="720"/>
                         <w:rPr>
                           <w:rFonts w:ascii="Arial" w:hAnsi="Arial" w:cs="Arial"/>
@@ -966,7 +942,7 @@
                     </w:p>
                     <w:p>
                       <w:pPr>
-                        <w:pStyle w:val="FrameContents"/>
+                        <w:pStyle w:val="FrameContentsuser"/>
                         <w:ind w:firstLine="720"/>
                         <w:rPr>
                           <w:rFonts w:ascii="Arial" w:hAnsi="Arial" w:cs="Arial"/>
@@ -984,7 +960,7 @@
                     </w:p>
                     <w:p>
                       <w:pPr>
-                        <w:pStyle w:val="FrameContents"/>
+                        <w:pStyle w:val="FrameContentsuser"/>
                         <w:ind w:firstLine="720"/>
                         <w:jc w:val="both"/>
                         <w:rPr/>
@@ -1000,39 +976,15 @@
                         <w:rPr>
                           <w:i/>
                           <w:color w:val="000000"/>
-                          <w:lang w:val="en-US"/>
-                        </w:rPr>
-                        <w:t>24</w:t>
+                        </w:rPr>
+                        <w:t xml:space="preserve">${formattedDate} </w:t>
                       </w:r>
                       <w:r>
                         <w:rPr>
                           <w:i/>
                           <w:color w:val="000000"/>
-                          <w:vertAlign w:val="superscript"/>
-                        </w:rPr>
-                        <w:t>th</w:t>
-                      </w:r>
-                      <w:r>
-                        <w:rPr>
-                          <w:i/>
-                          <w:color w:val="000000"/>
-                        </w:rPr>
-                        <w:t xml:space="preserve"> day of </w:t>
-                      </w:r>
-                      <w:r>
-                        <w:rPr>
-                          <w:i/>
-                          <w:color w:val="000000"/>
-                          <w:lang w:val="en-US"/>
-                        </w:rPr>
-                        <w:t>March</w:t>
-                      </w:r>
-                      <w:r>
-                        <w:rPr>
-                          <w:i/>
-                          <w:color w:val="000000"/>
-                        </w:rPr>
-                        <w:t>, 2026 at Barangay Biñan, Pagsanjan, Laguna</w:t>
+                        </w:rPr>
+                        <w:t>at Barangay Biñan, Pagsanjan, Laguna</w:t>
                       </w:r>
                       <w:r>
                         <w:rPr>
@@ -1043,7 +995,7 @@
                     </w:p>
                     <w:p>
                       <w:pPr>
-                        <w:pStyle w:val="FrameContents"/>
+                        <w:pStyle w:val="FrameContentsuser"/>
                         <w:ind w:firstLine="720"/>
                         <w:jc w:val="both"/>
                         <w:rPr>
@@ -1058,7 +1010,7 @@
                     </w:p>
                     <w:p>
                       <w:pPr>
-                        <w:pStyle w:val="FrameContents"/>
+                        <w:pStyle w:val="FrameContentsuser"/>
                         <w:ind w:firstLine="720"/>
                         <w:jc w:val="both"/>
                         <w:rPr>
@@ -1073,7 +1025,7 @@
                     </w:p>
                     <w:p>
                       <w:pPr>
-                        <w:pStyle w:val="FrameContents"/>
+                        <w:pStyle w:val="FrameContentsuser"/>
                         <w:ind w:firstLine="720"/>
                         <w:jc w:val="center"/>
                         <w:rPr>
@@ -1099,7 +1051,7 @@
                     </w:p>
                     <w:p>
                       <w:pPr>
-                        <w:pStyle w:val="FrameContents"/>
+                        <w:pStyle w:val="FrameContentsuser"/>
                         <w:ind w:firstLine="720"/>
                         <w:rPr>
                           <w:rFonts w:ascii="Arial" w:hAnsi="Arial" w:cs="Arial"/>
@@ -1114,7 +1066,7 @@
                     </w:p>
                     <w:p>
                       <w:pPr>
-                        <w:pStyle w:val="FrameContents"/>
+                        <w:pStyle w:val="FrameContentsuser"/>
                         <w:rPr>
                           <w:rFonts w:ascii="Arial" w:hAnsi="Arial" w:cs="Arial"/>
                         </w:rPr>
@@ -1128,7 +1080,7 @@
                     </w:p>
                     <w:p>
                       <w:pPr>
-                        <w:pStyle w:val="FrameContents"/>
+                        <w:pStyle w:val="FrameContentsuser"/>
                         <w:spacing w:lineRule="auto" w:line="240" w:before="0" w:after="0"/>
                         <w:ind w:firstLine="720"/>
                         <w:rPr>
@@ -1145,7 +1097,7 @@
                     </w:p>
                     <w:p>
                       <w:pPr>
-                        <w:pStyle w:val="FrameContents"/>
+                        <w:pStyle w:val="FrameContentsuser"/>
                         <w:spacing w:lineRule="auto" w:line="240" w:before="0" w:after="0"/>
                         <w:ind w:firstLine="720" w:start="4320"/>
                         <w:rPr>
@@ -1161,7 +1113,7 @@
                     </w:p>
                     <w:p>
                       <w:pPr>
-                        <w:pStyle w:val="FrameContents"/>
+                        <w:pStyle w:val="FrameContentsuser"/>
                         <w:spacing w:lineRule="auto" w:line="240" w:before="0" w:after="0"/>
                         <w:jc w:val="center"/>
                         <w:rPr>
@@ -1194,7 +1146,7 @@
                     </w:p>
                     <w:p>
                       <w:pPr>
-                        <w:pStyle w:val="FrameContents"/>
+                        <w:pStyle w:val="FrameContentsuser"/>
                         <w:spacing w:lineRule="auto" w:line="240" w:before="0" w:after="0"/>
                         <w:jc w:val="center"/>
                         <w:rPr>
@@ -1227,131 +1179,7 @@
         <mc:AlternateContent>
           <mc:Choice Requires="wps">
             <w:drawing>
-              <wp:anchor distT="0" distB="19050" distL="0" distR="20320" simplePos="0" relativeHeight="132" behindDoc="0" locked="0" layoutInCell="1" allowOverlap="1">
-                <wp:simplePos x="0" y="0"/>
-                <wp:positionH relativeFrom="column">
-                  <wp:posOffset>1028700</wp:posOffset>
-                </wp:positionH>
-                <wp:positionV relativeFrom="paragraph">
-                  <wp:posOffset>-5466080</wp:posOffset>
-                </wp:positionV>
-                <wp:extent cx="4951730" cy="635"/>
-                <wp:effectExtent l="0" t="9525" r="635" b="9525"/>
-                <wp:wrapNone/>
-                <wp:docPr id="3" name="Straight Connector 16"/>
-                <a:graphic xmlns:a="http://schemas.openxmlformats.org/drawingml/2006/main">
-                  <a:graphicData uri="http://schemas.microsoft.com/office/word/2010/wordprocessingShape">
-                    <wps:wsp>
-                      <wps:cNvSpPr/>
-                      <wps:spPr>
-                        <a:xfrm>
-                          <a:off x="0" y="0"/>
-                          <a:ext cx="4951800" cy="720"/>
-                        </a:xfrm>
-                        <a:prstGeom prst="line">
-                          <a:avLst/>
-                        </a:prstGeom>
-                        <a:ln>
-                          <a:solidFill>
-                            <a:srgbClr val="000000"/>
-                          </a:solidFill>
-                        </a:ln>
-                      </wps:spPr>
-                      <wps:style>
-                        <a:lnRef idx="3">
-                          <a:schemeClr val="dk1"/>
-                        </a:lnRef>
-                        <a:fillRef idx="0">
-                          <a:schemeClr val="dk1"/>
-                        </a:fillRef>
-                        <a:effectRef idx="2">
-                          <a:schemeClr val="dk1"/>
-                        </a:effectRef>
-                        <a:fontRef idx="minor"/>
-                      </wps:style>
-                      <wps:bodyPr/>
-                    </wps:wsp>
-                  </a:graphicData>
-                </a:graphic>
-              </wp:anchor>
-            </w:drawing>
-          </mc:Choice>
-          <mc:Fallback>
-            <w:pict>
-              <v:line id="shape_0" from="81pt,-430.4pt" to="470.85pt,-430.4pt" stroked="t" o:allowincell="f" style="position:absolute">
-                <v:stroke color="black" weight="19080" joinstyle="miter" endcap="flat"/>
-                <v:fill o:detectmouseclick="t" on="false"/>
-                <w10:wrap type="none"/>
-              </v:line>
-            </w:pict>
-          </mc:Fallback>
-        </mc:AlternateContent>
-        <mc:AlternateContent>
-          <mc:Choice Requires="wps">
-            <w:drawing>
-              <wp:anchor distT="0" distB="19050" distL="0" distR="12065" simplePos="0" relativeHeight="133" behindDoc="0" locked="0" layoutInCell="1" allowOverlap="1">
-                <wp:simplePos x="0" y="0"/>
-                <wp:positionH relativeFrom="column">
-                  <wp:posOffset>1063625</wp:posOffset>
-                </wp:positionH>
-                <wp:positionV relativeFrom="paragraph">
-                  <wp:posOffset>-6042660</wp:posOffset>
-                </wp:positionV>
-                <wp:extent cx="4902835" cy="0"/>
-                <wp:effectExtent l="0" t="10160" r="635" b="10160"/>
-                <wp:wrapNone/>
-                <wp:docPr id="4" name="Straight Connector 17"/>
-                <a:graphic xmlns:a="http://schemas.openxmlformats.org/drawingml/2006/main">
-                  <a:graphicData uri="http://schemas.microsoft.com/office/word/2010/wordprocessingShape">
-                    <wps:wsp>
-                      <wps:cNvSpPr/>
-                      <wps:spPr>
-                        <a:xfrm>
-                          <a:off x="0" y="0"/>
-                          <a:ext cx="4902840" cy="0"/>
-                        </a:xfrm>
-                        <a:prstGeom prst="line">
-                          <a:avLst/>
-                        </a:prstGeom>
-                        <a:ln>
-                          <a:solidFill>
-                            <a:srgbClr val="000000"/>
-                          </a:solidFill>
-                        </a:ln>
-                      </wps:spPr>
-                      <wps:style>
-                        <a:lnRef idx="3">
-                          <a:schemeClr val="dk1"/>
-                        </a:lnRef>
-                        <a:fillRef idx="0">
-                          <a:schemeClr val="dk1"/>
-                        </a:fillRef>
-                        <a:effectRef idx="2">
-                          <a:schemeClr val="dk1"/>
-                        </a:effectRef>
-                        <a:fontRef idx="minor"/>
-                      </wps:style>
-                      <wps:bodyPr/>
-                    </wps:wsp>
-                  </a:graphicData>
-                </a:graphic>
-              </wp:anchor>
-            </w:drawing>
-          </mc:Choice>
-          <mc:Fallback>
-            <w:pict>
-              <v:line id="shape_0" from="83.75pt,-475.8pt" to="469.75pt,-475.8pt" stroked="t" o:allowincell="f" style="position:absolute">
-                <v:stroke color="black" weight="19080" joinstyle="miter" endcap="flat"/>
-                <v:fill o:detectmouseclick="t" on="false"/>
-                <w10:wrap type="none"/>
-              </v:line>
-            </w:pict>
-          </mc:Fallback>
-        </mc:AlternateContent>
-        <mc:AlternateContent>
-          <mc:Choice Requires="wps">
-            <w:drawing>
-              <wp:anchor distT="0" distB="0" distL="0" distR="0" simplePos="0" relativeHeight="134" behindDoc="0" locked="0" layoutInCell="1" allowOverlap="1">
+              <wp:anchor distT="0" distB="0" distL="0" distR="0" simplePos="0" relativeHeight="133" behindDoc="0" locked="0" layoutInCell="1" allowOverlap="1">
                 <wp:simplePos x="0" y="0"/>
                 <wp:positionH relativeFrom="column">
                   <wp:posOffset>1048385</wp:posOffset>
@@ -1362,7 +1190,7 @@
                 <wp:extent cx="4445000" cy="381000"/>
                 <wp:effectExtent l="0" t="0" r="0" b="0"/>
                 <wp:wrapNone/>
-                <wp:docPr id="5" name="Text Box 22"/>
+                <wp:docPr id="3" name="Text Box 22"/>
                 <a:graphic xmlns:a="http://schemas.openxmlformats.org/drawingml/2006/main">
                   <a:graphicData uri="http://schemas.microsoft.com/office/word/2010/wordprocessingShape">
                     <wps:wsp>
@@ -1396,7 +1224,7 @@
                         <w:txbxContent>
                           <w:p>
                             <w:pPr>
-                              <w:pStyle w:val="FrameContents"/>
+                              <w:pStyle w:val="FrameContentsuser"/>
                               <w:spacing w:before="0" w:after="160"/>
                               <w:jc w:val="center"/>
                               <w:rPr>
@@ -1447,7 +1275,7 @@
                   <w:txbxContent>
                     <w:p>
                       <w:pPr>
-                        <w:pStyle w:val="FrameContents"/>
+                        <w:pStyle w:val="FrameContentsuser"/>
                         <w:spacing w:before="0" w:after="160"/>
                         <w:jc w:val="center"/>
                         <w:rPr>
@@ -1488,7 +1316,7 @@
         <mc:AlternateContent>
           <mc:Choice Requires="wps">
             <w:drawing>
-              <wp:anchor distT="0" distB="0" distL="0" distR="0" simplePos="0" relativeHeight="136" behindDoc="0" locked="0" layoutInCell="1" allowOverlap="1">
+              <wp:anchor distT="0" distB="0" distL="0" distR="0" simplePos="0" relativeHeight="135" behindDoc="0" locked="0" layoutInCell="1" allowOverlap="1">
                 <wp:simplePos x="0" y="0"/>
                 <wp:positionH relativeFrom="column">
                   <wp:posOffset>1107440</wp:posOffset>
@@ -1499,7 +1327,7 @@
                 <wp:extent cx="4445000" cy="381000"/>
                 <wp:effectExtent l="0" t="0" r="0" b="0"/>
                 <wp:wrapNone/>
-                <wp:docPr id="6" name="Text Box 29"/>
+                <wp:docPr id="4" name="Text Box 29"/>
                 <a:graphic xmlns:a="http://schemas.openxmlformats.org/drawingml/2006/main">
                   <a:graphicData uri="http://schemas.microsoft.com/office/word/2010/wordprocessingShape">
                     <wps:wsp>
@@ -1533,7 +1361,7 @@
                         <w:txbxContent>
                           <w:p>
                             <w:pPr>
-                              <w:pStyle w:val="FrameContents"/>
+                              <w:pStyle w:val="FrameContentsuser"/>
                               <w:spacing w:before="0" w:after="160"/>
                               <w:jc w:val="center"/>
                               <w:rPr>
@@ -1584,7 +1412,7 @@
                   <w:txbxContent>
                     <w:p>
                       <w:pPr>
-                        <w:pStyle w:val="FrameContents"/>
+                        <w:pStyle w:val="FrameContentsuser"/>
                         <w:spacing w:before="0" w:after="160"/>
                         <w:jc w:val="center"/>
                         <w:rPr>
@@ -1625,7 +1453,7 @@
         <mc:AlternateContent>
           <mc:Choice Requires="wps">
             <w:drawing>
-              <wp:anchor distT="0" distB="0" distL="0" distR="0" simplePos="0" relativeHeight="138" behindDoc="0" locked="0" layoutInCell="1" allowOverlap="1">
+              <wp:anchor distT="0" distB="0" distL="0" distR="0" simplePos="0" relativeHeight="137" behindDoc="0" locked="0" layoutInCell="1" allowOverlap="1">
                 <wp:simplePos x="0" y="0"/>
                 <wp:positionH relativeFrom="column">
                   <wp:posOffset>164465</wp:posOffset>
@@ -1636,7 +1464,7 @@
                 <wp:extent cx="2581275" cy="1162050"/>
                 <wp:effectExtent l="0" t="0" r="0" b="0"/>
                 <wp:wrapNone/>
-                <wp:docPr id="7" name="Text Box 34"/>
+                <wp:docPr id="5" name="Text Box 34"/>
                 <a:graphic xmlns:a="http://schemas.openxmlformats.org/drawingml/2006/main">
                   <a:graphicData uri="http://schemas.microsoft.com/office/word/2010/wordprocessingShape">
                     <wps:wsp>
@@ -1670,7 +1498,7 @@
                         <w:txbxContent>
                           <w:p>
                             <w:pPr>
-                              <w:pStyle w:val="FrameContents"/>
+                              <w:pStyle w:val="FrameContentsuser"/>
                               <w:spacing w:lineRule="auto" w:line="240" w:before="0" w:after="0"/>
                               <w:rPr>
                                 <w14:textOutline w14:w="9525" w14:cap="rnd" w14:cmpd="sng" w14:algn="ctr">
@@ -1698,7 +1526,7 @@
                           </w:p>
                           <w:p>
                             <w:pPr>
-                              <w:pStyle w:val="FrameContents"/>
+                              <w:pStyle w:val="FrameContentsuser"/>
                               <w:spacing w:lineRule="auto" w:line="240" w:before="0" w:after="0"/>
                               <w:rPr>
                                 <w14:textOutline w14:w="9525" w14:cap="rnd" w14:cmpd="sng" w14:algn="ctr">
@@ -1726,7 +1554,7 @@
                           </w:p>
                           <w:p>
                             <w:pPr>
-                              <w:pStyle w:val="FrameContents"/>
+                              <w:pStyle w:val="FrameContentsuser"/>
                               <w:spacing w:lineRule="auto" w:line="240" w:before="0" w:after="0"/>
                               <w:rPr>
                                 <w14:textOutline w14:w="9525" w14:cap="rnd" w14:cmpd="sng" w14:algn="ctr">
@@ -1754,7 +1582,7 @@
                           </w:p>
                           <w:p>
                             <w:pPr>
-                              <w:pStyle w:val="FrameContents"/>
+                              <w:pStyle w:val="FrameContentsuser"/>
                               <w:spacing w:lineRule="auto" w:line="240" w:before="0" w:after="0"/>
                               <w:rPr>
                                 <w14:textOutline w14:w="9525" w14:cap="rnd" w14:cmpd="sng" w14:algn="ctr">
@@ -1782,7 +1610,7 @@
                           </w:p>
                           <w:p>
                             <w:pPr>
-                              <w:pStyle w:val="FrameContents"/>
+                              <w:pStyle w:val="FrameContentsuser"/>
                               <w:spacing w:lineRule="auto" w:line="240" w:before="0" w:after="0"/>
                               <w:rPr>
                                 <w14:textOutline w14:w="9525" w14:cap="rnd" w14:cmpd="sng" w14:algn="ctr">
@@ -1810,7 +1638,7 @@
                           </w:p>
                           <w:p>
                             <w:pPr>
-                              <w:pStyle w:val="FrameContents"/>
+                              <w:pStyle w:val="FrameContentsuser"/>
                               <w:spacing w:lineRule="auto" w:line="240" w:before="0" w:after="0"/>
                               <w:rPr>
                                 <w14:textOutline w14:w="9525" w14:cap="rnd" w14:cmpd="sng" w14:algn="ctr">
@@ -1856,7 +1684,7 @@
                   <w:txbxContent>
                     <w:p>
                       <w:pPr>
-                        <w:pStyle w:val="FrameContents"/>
+                        <w:pStyle w:val="FrameContentsuser"/>
                         <w:spacing w:lineRule="auto" w:line="240" w:before="0" w:after="0"/>
                         <w:rPr>
                           <w14:textOutline w14:w="9525" w14:cap="rnd" w14:cmpd="sng" w14:algn="ctr">
@@ -1884,7 +1712,7 @@
                     </w:p>
                     <w:p>
                       <w:pPr>
-                        <w:pStyle w:val="FrameContents"/>
+                        <w:pStyle w:val="FrameContentsuser"/>
                         <w:spacing w:lineRule="auto" w:line="240" w:before="0" w:after="0"/>
                         <w:rPr>
                           <w14:textOutline w14:w="9525" w14:cap="rnd" w14:cmpd="sng" w14:algn="ctr">
@@ -1912,7 +1740,7 @@
                     </w:p>
                     <w:p>
                       <w:pPr>
-                        <w:pStyle w:val="FrameContents"/>
+                        <w:pStyle w:val="FrameContentsuser"/>
                         <w:spacing w:lineRule="auto" w:line="240" w:before="0" w:after="0"/>
                         <w:rPr>
                           <w14:textOutline w14:w="9525" w14:cap="rnd" w14:cmpd="sng" w14:algn="ctr">
@@ -1940,7 +1768,7 @@
                     </w:p>
                     <w:p>
                       <w:pPr>
-                        <w:pStyle w:val="FrameContents"/>
+                        <w:pStyle w:val="FrameContentsuser"/>
                         <w:spacing w:lineRule="auto" w:line="240" w:before="0" w:after="0"/>
                         <w:rPr>
                           <w14:textOutline w14:w="9525" w14:cap="rnd" w14:cmpd="sng" w14:algn="ctr">
@@ -1968,7 +1796,7 @@
                     </w:p>
                     <w:p>
                       <w:pPr>
-                        <w:pStyle w:val="FrameContents"/>
+                        <w:pStyle w:val="FrameContentsuser"/>
                         <w:spacing w:lineRule="auto" w:line="240" w:before="0" w:after="0"/>
                         <w:rPr>
                           <w14:textOutline w14:w="9525" w14:cap="rnd" w14:cmpd="sng" w14:algn="ctr">
@@ -1996,7 +1824,7 @@
                     </w:p>
                     <w:p>
                       <w:pPr>
-                        <w:pStyle w:val="FrameContents"/>
+                        <w:pStyle w:val="FrameContentsuser"/>
                         <w:spacing w:lineRule="auto" w:line="240" w:before="0" w:after="0"/>
                         <w:rPr>
                           <w14:textOutline w14:w="9525" w14:cap="rnd" w14:cmpd="sng" w14:algn="ctr">
@@ -2032,7 +1860,7 @@
         <mc:AlternateContent>
           <mc:Choice Requires="wps">
             <w:drawing>
-              <wp:anchor distT="0" distB="0" distL="0" distR="0" simplePos="0" relativeHeight="140" behindDoc="0" locked="0" layoutInCell="1" allowOverlap="1">
+              <wp:anchor distT="0" distB="0" distL="0" distR="0" simplePos="0" relativeHeight="139" behindDoc="0" locked="0" layoutInCell="1" allowOverlap="1">
                 <wp:simplePos x="0" y="0"/>
                 <wp:positionH relativeFrom="column">
                   <wp:posOffset>821690</wp:posOffset>
@@ -2043,7 +1871,7 @@
                 <wp:extent cx="1971675" cy="342900"/>
                 <wp:effectExtent l="0" t="0" r="0" b="0"/>
                 <wp:wrapNone/>
-                <wp:docPr id="8" name="Text Box 35"/>
+                <wp:docPr id="6" name="Text Box 35"/>
                 <a:graphic xmlns:a="http://schemas.openxmlformats.org/drawingml/2006/main">
                   <a:graphicData uri="http://schemas.microsoft.com/office/word/2010/wordprocessingShape">
                     <wps:wsp>
@@ -2077,7 +1905,7 @@
                         <w:txbxContent>
                           <w:p>
                             <w:pPr>
-                              <w:pStyle w:val="FrameContents"/>
+                              <w:pStyle w:val="FrameContentsuser"/>
                               <w:rPr>
                                 <w:rFonts w:ascii="Arial" w:hAnsi="Arial" w:cs="Arial"/>
                                 <w:b/>
@@ -2096,7 +1924,7 @@
                           </w:p>
                           <w:p>
                             <w:pPr>
-                              <w:pStyle w:val="FrameContents"/>
+                              <w:pStyle w:val="FrameContentsuser"/>
                               <w:spacing w:before="0" w:after="160"/>
                               <w:rPr>
                                 <w:color w:val="000000"/>
@@ -2128,7 +1956,7 @@
                   <w:txbxContent>
                     <w:p>
                       <w:pPr>
-                        <w:pStyle w:val="FrameContents"/>
+                        <w:pStyle w:val="FrameContentsuser"/>
                         <w:rPr>
                           <w:rFonts w:ascii="Arial" w:hAnsi="Arial" w:cs="Arial"/>
                           <w:b/>
@@ -2147,7 +1975,7 @@
                     </w:p>
                     <w:p>
                       <w:pPr>
-                        <w:pStyle w:val="FrameContents"/>
+                        <w:pStyle w:val="FrameContentsuser"/>
                         <w:spacing w:before="0" w:after="160"/>
                         <w:rPr>
                           <w:color w:val="000000"/>
@@ -2169,69 +1997,7 @@
         <mc:AlternateContent>
           <mc:Choice Requires="wps">
             <w:drawing>
-              <wp:anchor distT="0" distB="19050" distL="0" distR="23495" simplePos="0" relativeHeight="142" behindDoc="0" locked="0" layoutInCell="1" allowOverlap="1">
-                <wp:simplePos x="0" y="0"/>
-                <wp:positionH relativeFrom="column">
-                  <wp:posOffset>1867535</wp:posOffset>
-                </wp:positionH>
-                <wp:positionV relativeFrom="paragraph">
-                  <wp:posOffset>-4914900</wp:posOffset>
-                </wp:positionV>
-                <wp:extent cx="3044190" cy="0"/>
-                <wp:effectExtent l="0" t="10160" r="635" b="10160"/>
-                <wp:wrapNone/>
-                <wp:docPr id="9" name="Straight Connector 14"/>
-                <a:graphic xmlns:a="http://schemas.openxmlformats.org/drawingml/2006/main">
-                  <a:graphicData uri="http://schemas.microsoft.com/office/word/2010/wordprocessingShape">
-                    <wps:wsp>
-                      <wps:cNvSpPr/>
-                      <wps:spPr>
-                        <a:xfrm>
-                          <a:off x="0" y="0"/>
-                          <a:ext cx="3044160" cy="0"/>
-                        </a:xfrm>
-                        <a:prstGeom prst="line">
-                          <a:avLst/>
-                        </a:prstGeom>
-                        <a:ln>
-                          <a:solidFill>
-                            <a:srgbClr val="000000"/>
-                          </a:solidFill>
-                        </a:ln>
-                      </wps:spPr>
-                      <wps:style>
-                        <a:lnRef idx="3">
-                          <a:schemeClr val="dk1"/>
-                        </a:lnRef>
-                        <a:fillRef idx="0">
-                          <a:schemeClr val="dk1"/>
-                        </a:fillRef>
-                        <a:effectRef idx="2">
-                          <a:schemeClr val="dk1"/>
-                        </a:effectRef>
-                        <a:fontRef idx="minor"/>
-                      </wps:style>
-                      <wps:bodyPr/>
-                    </wps:wsp>
-                  </a:graphicData>
-                </a:graphic>
-              </wp:anchor>
-            </w:drawing>
-          </mc:Choice>
-          <mc:Fallback>
-            <w:pict>
-              <v:line id="shape_0" from="147.05pt,-387pt" to="386.7pt,-387pt" stroked="t" o:allowincell="f" style="position:absolute">
-                <v:stroke color="black" weight="19080" joinstyle="miter" endcap="flat"/>
-                <v:fill o:detectmouseclick="t" on="false"/>
-                <w10:wrap type="none"/>
-              </v:line>
-            </w:pict>
-          </mc:Fallback>
-        </mc:AlternateContent>
-        <mc:AlternateContent>
-          <mc:Choice Requires="wps">
-            <w:drawing>
-              <wp:anchor distT="0" distB="0" distL="0" distR="0" simplePos="0" relativeHeight="143" behindDoc="0" locked="0" layoutInCell="1" allowOverlap="1">
+              <wp:anchor distT="0" distB="0" distL="0" distR="0" simplePos="0" relativeHeight="141" behindDoc="0" locked="0" layoutInCell="1" allowOverlap="1">
                 <wp:simplePos x="0" y="0"/>
                 <wp:positionH relativeFrom="column">
                   <wp:posOffset>1062355</wp:posOffset>
@@ -2242,7 +2008,7 @@
                 <wp:extent cx="4445000" cy="381000"/>
                 <wp:effectExtent l="0" t="0" r="0" b="0"/>
                 <wp:wrapNone/>
-                <wp:docPr id="10" name="Text Box 15"/>
+                <wp:docPr id="7" name="Text Box 15"/>
                 <a:graphic xmlns:a="http://schemas.openxmlformats.org/drawingml/2006/main">
                   <a:graphicData uri="http://schemas.microsoft.com/office/word/2010/wordprocessingShape">
                     <wps:wsp>
@@ -2276,7 +2042,7 @@
                         <w:txbxContent>
                           <w:p>
                             <w:pPr>
-                              <w:pStyle w:val="FrameContents"/>
+                              <w:pStyle w:val="FrameContentsuser"/>
                               <w:spacing w:before="0" w:after="160"/>
                               <w:jc w:val="center"/>
                               <w:rPr>
@@ -2304,37 +2070,7 @@
                                   <w14:bevel/>
                                 </w14:textOutline>
                               </w:rPr>
-                              <w:t>${</w:t>
-                            </w:r>
-                            <w:r>
-                              <w:rPr>
-                                <w:rFonts w:ascii="Arial Black" w:hAnsi="Arial Black"/>
-                                <w:color w:val="000000"/>
-                                <w:sz w:val="32"/>
-                                <w14:textOutline w14:w="9525" w14:cap="rnd" w14:cmpd="sng" w14:algn="ctr">
-                                  <w14:solidFill>
-                                    <w14:srgbClr w14:val="000000"/>
-                                  </w14:solidFill>
-                                  <w14:prstDash w14:val="solid"/>
-                                  <w14:bevel/>
-                                </w14:textOutline>
-                              </w:rPr>
-                              <w:t>position</w:t>
-                            </w:r>
-                            <w:r>
-                              <w:rPr>
-                                <w:rFonts w:ascii="Arial Black" w:hAnsi="Arial Black"/>
-                                <w:color w:val="000000"/>
-                                <w:sz w:val="32"/>
-                                <w14:textOutline w14:w="9525" w14:cap="rnd" w14:cmpd="sng" w14:algn="ctr">
-                                  <w14:solidFill>
-                                    <w14:srgbClr w14:val="000000"/>
-                                  </w14:solidFill>
-                                  <w14:prstDash w14:val="solid"/>
-                                  <w14:bevel/>
-                                </w14:textOutline>
-                              </w:rPr>
-                              <w:t>}</w:t>
+                              <w:t>${position}</w:t>
                             </w:r>
                           </w:p>
                         </w:txbxContent>
@@ -2357,7 +2093,7 @@
                   <w:txbxContent>
                     <w:p>
                       <w:pPr>
-                        <w:pStyle w:val="FrameContents"/>
+                        <w:pStyle w:val="FrameContentsuser"/>
                         <w:spacing w:before="0" w:after="160"/>
                         <w:jc w:val="center"/>
                         <w:rPr>
@@ -2385,37 +2121,7 @@
                             <w14:bevel/>
                           </w14:textOutline>
                         </w:rPr>
-                        <w:t>${</w:t>
-                      </w:r>
-                      <w:r>
-                        <w:rPr>
-                          <w:rFonts w:ascii="Arial Black" w:hAnsi="Arial Black"/>
-                          <w:color w:val="000000"/>
-                          <w:sz w:val="32"/>
-                          <w14:textOutline w14:w="9525" w14:cap="rnd" w14:cmpd="sng" w14:algn="ctr">
-                            <w14:solidFill>
-                              <w14:srgbClr w14:val="000000"/>
-                            </w14:solidFill>
-                            <w14:prstDash w14:val="solid"/>
-                            <w14:bevel/>
-                          </w14:textOutline>
-                        </w:rPr>
-                        <w:t>position</w:t>
-                      </w:r>
-                      <w:r>
-                        <w:rPr>
-                          <w:rFonts w:ascii="Arial Black" w:hAnsi="Arial Black"/>
-                          <w:color w:val="000000"/>
-                          <w:sz w:val="32"/>
-                          <w14:textOutline w14:w="9525" w14:cap="rnd" w14:cmpd="sng" w14:algn="ctr">
-                            <w14:solidFill>
-                              <w14:srgbClr w14:val="000000"/>
-                            </w14:solidFill>
-                            <w14:prstDash w14:val="solid"/>
-                            <w14:bevel/>
-                          </w14:textOutline>
-                        </w:rPr>
-                        <w:t>}</w:t>
+                        <w:t>${position}</w:t>
                       </w:r>
                     </w:p>
                   </w:txbxContent>
@@ -2428,18 +2134,18 @@
         <mc:AlternateContent>
           <mc:Choice Requires="wps">
             <w:drawing>
-              <wp:anchor distT="0" distB="19050" distL="0" distR="9525" simplePos="0" relativeHeight="145" behindDoc="0" locked="0" layoutInCell="1" allowOverlap="1">
+              <wp:anchor distT="0" distB="0" distL="0" distR="0" simplePos="0" relativeHeight="143" behindDoc="0" locked="0" layoutInCell="1" allowOverlap="1">
                 <wp:simplePos x="0" y="0"/>
                 <wp:positionH relativeFrom="column">
-                  <wp:posOffset>4678680</wp:posOffset>
+                  <wp:posOffset>1009650</wp:posOffset>
                 </wp:positionH>
                 <wp:positionV relativeFrom="paragraph">
-                  <wp:posOffset>-2107565</wp:posOffset>
+                  <wp:posOffset>-4733290</wp:posOffset>
                 </wp:positionV>
-                <wp:extent cx="1876425" cy="0"/>
-                <wp:effectExtent l="635" t="10160" r="0" b="10160"/>
+                <wp:extent cx="4445000" cy="381000"/>
+                <wp:effectExtent l="0" t="0" r="0" b="0"/>
                 <wp:wrapNone/>
-                <wp:docPr id="11" name="Straight Connector 1"/>
+                <wp:docPr id="8" name="Text Box 18"/>
                 <a:graphic xmlns:a="http://schemas.openxmlformats.org/drawingml/2006/main">
                   <a:graphicData uri="http://schemas.microsoft.com/office/word/2010/wordprocessingShape">
                     <wps:wsp>
@@ -2447,30 +2153,68 @@
                       <wps:spPr>
                         <a:xfrm>
                           <a:off x="0" y="0"/>
-                          <a:ext cx="1876320" cy="0"/>
+                          <a:ext cx="4444920" cy="380880"/>
                         </a:xfrm>
-                        <a:prstGeom prst="line">
+                        <a:prstGeom prst="rect">
                           <a:avLst/>
                         </a:prstGeom>
-                        <a:ln>
-                          <a:solidFill>
-                            <a:srgbClr val="000000"/>
-                          </a:solidFill>
+                        <a:noFill/>
+                        <a:ln w="6350">
+                          <a:noFill/>
                         </a:ln>
                       </wps:spPr>
                       <wps:style>
-                        <a:lnRef idx="3">
-                          <a:schemeClr val="dk1"/>
+                        <a:lnRef idx="0">
+                          <a:schemeClr val="accent1"/>
                         </a:lnRef>
                         <a:fillRef idx="0">
-                          <a:schemeClr val="dk1"/>
+                          <a:schemeClr val="accent1"/>
                         </a:fillRef>
-                        <a:effectRef idx="2">
-                          <a:schemeClr val="dk1"/>
+                        <a:effectRef idx="0">
+                          <a:schemeClr val="accent1"/>
                         </a:effectRef>
                         <a:fontRef idx="minor"/>
                       </wps:style>
-                      <wps:bodyPr/>
+                      <wps:txbx>
+                        <w:txbxContent>
+                          <w:p>
+                            <w:pPr>
+                              <w:pStyle w:val="FrameContentsuser"/>
+                              <w:spacing w:before="0" w:after="160"/>
+                              <w:jc w:val="center"/>
+                              <w:rPr>
+                                <w:rFonts w:ascii="Arial" w:hAnsi="Arial" w:cs="Arial"/>
+                                <w:sz w:val="24"/>
+                                <w14:textOutline w14:w="9525" w14:cap="rnd" w14:cmpd="sng" w14:algn="ctr">
+                                  <w14:solidFill>
+                                    <w14:srgbClr w14:val="000000"/>
+                                  </w14:solidFill>
+                                  <w14:prstDash w14:val="solid"/>
+                                  <w14:bevel/>
+                                </w14:textOutline>
+                              </w:rPr>
+                            </w:pPr>
+                            <w:r>
+                              <w:rPr>
+                                <w:rFonts w:ascii="Arial Black" w:hAnsi="Arial Black"/>
+                                <w:color w:val="000000"/>
+                                <w:sz w:val="32"/>
+                                <w14:textOutline w14:w="9525" w14:cap="rnd" w14:cmpd="sng" w14:algn="ctr">
+                                  <w14:solidFill>
+                                    <w14:srgbClr w14:val="000000"/>
+                                  </w14:solidFill>
+                                  <w14:prstDash w14:val="solid"/>
+                                  <w14:bevel/>
+                                </w14:textOutline>
+                              </w:rPr>
+                              <w:t>${employer}</w:t>
+                            </w:r>
+                          </w:p>
+                        </w:txbxContent>
+                      </wps:txbx>
+                      <wps:bodyPr anchor="t">
+                        <a:noAutofit/>
+                      </wps:bodyPr>
                     </wps:wsp>
                   </a:graphicData>
                 </a:graphic>
@@ -2479,18 +2223,55 @@
           </mc:Choice>
           <mc:Fallback>
             <w:pict>
-              <v:line id="shape_0" from="368.4pt,-165.95pt" to="516.1pt,-165.95pt" stroked="t" o:allowincell="f" style="position:absolute">
-                <v:stroke color="black" weight="19080" joinstyle="miter" endcap="flat"/>
+              <v:rect id="shape_0" stroked="f" o:allowincell="f" style="position:absolute;margin-left:79.5pt;margin-top:-372.7pt;width:349.95pt;height:29.95pt;mso-wrap-style:square;v-text-anchor:top">
                 <v:fill o:detectmouseclick="t" on="false"/>
+                <v:stroke color="#3465a4" weight="6480" joinstyle="round" endcap="flat"/>
+                <v:textbox>
+                  <w:txbxContent>
+                    <w:p>
+                      <w:pPr>
+                        <w:pStyle w:val="FrameContentsuser"/>
+                        <w:spacing w:before="0" w:after="160"/>
+                        <w:jc w:val="center"/>
+                        <w:rPr>
+                          <w:rFonts w:ascii="Arial" w:hAnsi="Arial" w:cs="Arial"/>
+                          <w:sz w:val="24"/>
+                          <w14:textOutline w14:w="9525" w14:cap="rnd" w14:cmpd="sng" w14:algn="ctr">
+                            <w14:solidFill>
+                              <w14:srgbClr w14:val="000000"/>
+                            </w14:solidFill>
+                            <w14:prstDash w14:val="solid"/>
+                            <w14:bevel/>
+                          </w14:textOutline>
+                        </w:rPr>
+                      </w:pPr>
+                      <w:r>
+                        <w:rPr>
+                          <w:rFonts w:ascii="Arial Black" w:hAnsi="Arial Black"/>
+                          <w:color w:val="000000"/>
+                          <w:sz w:val="32"/>
+                          <w14:textOutline w14:w="9525" w14:cap="rnd" w14:cmpd="sng" w14:algn="ctr">
+                            <w14:solidFill>
+                              <w14:srgbClr w14:val="000000"/>
+                            </w14:solidFill>
+                            <w14:prstDash w14:val="solid"/>
+                            <w14:bevel/>
+                          </w14:textOutline>
+                        </w:rPr>
+                        <w:t>${employer}</w:t>
+                      </w:r>
+                    </w:p>
+                  </w:txbxContent>
+                </v:textbox>
                 <w10:wrap type="none"/>
-              </v:line>
+              </v:rect>
             </w:pict>
           </mc:Fallback>
         </mc:AlternateContent>
         <mc:AlternateContent>
           <mc:Choice Requires="wps">
             <w:drawing>
-              <wp:anchor distT="0" distB="19050" distL="0" distR="23495" simplePos="0" relativeHeight="146" behindDoc="0" locked="0" layoutInCell="1" allowOverlap="1">
+              <wp:anchor distT="10160" distB="9525" distL="0" distR="635" simplePos="0" relativeHeight="145" behindDoc="0" locked="0" layoutInCell="1" allowOverlap="1">
                 <wp:simplePos x="0" y="0"/>
                 <wp:positionH relativeFrom="column">
                   <wp:posOffset>1867535</wp:posOffset>
@@ -2501,7 +2282,7 @@
                 <wp:extent cx="3043555" cy="635"/>
                 <wp:effectExtent l="0" t="10160" r="635" b="9525"/>
                 <wp:wrapNone/>
-                <wp:docPr id="12" name="Straight Connector 3"/>
+                <wp:docPr id="9" name="Straight Connector 3"/>
                 <a:graphic xmlns:a="http://schemas.openxmlformats.org/drawingml/2006/main">
                   <a:graphicData uri="http://schemas.microsoft.com/office/word/2010/wordprocessingShape">
                     <wps:wsp>
@@ -2552,18 +2333,18 @@
         <mc:AlternateContent>
           <mc:Choice Requires="wps">
             <w:drawing>
-              <wp:anchor distT="0" distB="0" distL="0" distR="0" simplePos="0" relativeHeight="147" behindDoc="0" locked="0" layoutInCell="1" allowOverlap="1">
+              <wp:anchor distT="10160" distB="10160" distL="635" distR="0" simplePos="0" relativeHeight="146" behindDoc="0" locked="0" layoutInCell="1" allowOverlap="1">
                 <wp:simplePos x="0" y="0"/>
                 <wp:positionH relativeFrom="column">
-                  <wp:posOffset>1009650</wp:posOffset>
+                  <wp:posOffset>4678680</wp:posOffset>
                 </wp:positionH>
                 <wp:positionV relativeFrom="paragraph">
-                  <wp:posOffset>-4733290</wp:posOffset>
+                  <wp:posOffset>-2106930</wp:posOffset>
                 </wp:positionV>
-                <wp:extent cx="4445000" cy="381000"/>
-                <wp:effectExtent l="0" t="0" r="0" b="0"/>
+                <wp:extent cx="1876425" cy="0"/>
+                <wp:effectExtent l="635" t="10160" r="0" b="10160"/>
                 <wp:wrapNone/>
-                <wp:docPr id="13" name="Text Box 18"/>
+                <wp:docPr id="10" name="Straight Connector 1"/>
                 <a:graphic xmlns:a="http://schemas.openxmlformats.org/drawingml/2006/main">
                   <a:graphicData uri="http://schemas.microsoft.com/office/word/2010/wordprocessingShape">
                     <wps:wsp>
@@ -2571,68 +2352,30 @@
                       <wps:spPr>
                         <a:xfrm>
                           <a:off x="0" y="0"/>
-                          <a:ext cx="4444920" cy="380880"/>
+                          <a:ext cx="1876320" cy="0"/>
                         </a:xfrm>
-                        <a:prstGeom prst="rect">
+                        <a:prstGeom prst="line">
                           <a:avLst/>
                         </a:prstGeom>
-                        <a:noFill/>
-                        <a:ln w="6350">
-                          <a:noFill/>
+                        <a:ln>
+                          <a:solidFill>
+                            <a:srgbClr val="000000"/>
+                          </a:solidFill>
                         </a:ln>
                       </wps:spPr>
                       <wps:style>
-                        <a:lnRef idx="0">
-                          <a:schemeClr val="accent1"/>
+                        <a:lnRef idx="3">
+                          <a:schemeClr val="dk1"/>
                         </a:lnRef>
                         <a:fillRef idx="0">
-                          <a:schemeClr val="accent1"/>
+                          <a:schemeClr val="dk1"/>
                         </a:fillRef>
-                        <a:effectRef idx="0">
-                          <a:schemeClr val="accent1"/>
+                        <a:effectRef idx="2">
+                          <a:schemeClr val="dk1"/>
                         </a:effectRef>
                         <a:fontRef idx="minor"/>
                       </wps:style>
-                      <wps:txbx>
-                        <w:txbxContent>
-                          <w:p>
-                            <w:pPr>
-                              <w:pStyle w:val="FrameContents"/>
-                              <w:spacing w:before="0" w:after="160"/>
-                              <w:jc w:val="center"/>
-                              <w:rPr>
-                                <w:rFonts w:ascii="Arial" w:hAnsi="Arial" w:cs="Arial"/>
-                                <w:sz w:val="24"/>
-                                <w14:textOutline w14:w="9525" w14:cap="rnd" w14:cmpd="sng" w14:algn="ctr">
-                                  <w14:solidFill>
-                                    <w14:srgbClr w14:val="000000"/>
-                                  </w14:solidFill>
-                                  <w14:prstDash w14:val="solid"/>
-                                  <w14:bevel/>
-                                </w14:textOutline>
-                              </w:rPr>
-                            </w:pPr>
-                            <w:r>
-                              <w:rPr>
-                                <w:rFonts w:ascii="Arial Black" w:hAnsi="Arial Black"/>
-                                <w:color w:val="000000"/>
-                                <w:sz w:val="32"/>
-                                <w14:textOutline w14:w="9525" w14:cap="rnd" w14:cmpd="sng" w14:algn="ctr">
-                                  <w14:solidFill>
-                                    <w14:srgbClr w14:val="000000"/>
-                                  </w14:solidFill>
-                                  <w14:prstDash w14:val="solid"/>
-                                  <w14:bevel/>
-                                </w14:textOutline>
-                              </w:rPr>
-                              <w:t>${employer}</w:t>
-                            </w:r>
-                          </w:p>
-                        </w:txbxContent>
-                      </wps:txbx>
-                      <wps:bodyPr anchor="t">
-                        <a:noAutofit/>
-                      </wps:bodyPr>
+                      <wps:bodyPr/>
                     </wps:wsp>
                   </a:graphicData>
                 </a:graphic>
@@ -2641,48 +2384,197 @@
           </mc:Choice>
           <mc:Fallback>
             <w:pict>
-              <v:rect id="shape_0" stroked="f" o:allowincell="f" style="position:absolute;margin-left:79.5pt;margin-top:-372.7pt;width:349.95pt;height:29.95pt;mso-wrap-style:square;v-text-anchor:top">
+              <v:line id="shape_0" from="368.4pt,-165.9pt" to="516.1pt,-165.9pt" stroked="t" o:allowincell="f" style="position:absolute">
+                <v:stroke color="black" weight="19080" joinstyle="miter" endcap="flat"/>
                 <v:fill o:detectmouseclick="t" on="false"/>
-                <v:stroke color="#3465a4" weight="6480" joinstyle="round" endcap="flat"/>
-                <v:textbox>
-                  <w:txbxContent>
-                    <w:p>
-                      <w:pPr>
-                        <w:pStyle w:val="FrameContents"/>
-                        <w:spacing w:before="0" w:after="160"/>
-                        <w:jc w:val="center"/>
-                        <w:rPr>
-                          <w:rFonts w:ascii="Arial" w:hAnsi="Arial" w:cs="Arial"/>
-                          <w:sz w:val="24"/>
-                          <w14:textOutline w14:w="9525" w14:cap="rnd" w14:cmpd="sng" w14:algn="ctr">
-                            <w14:solidFill>
-                              <w14:srgbClr w14:val="000000"/>
-                            </w14:solidFill>
-                            <w14:prstDash w14:val="solid"/>
-                            <w14:bevel/>
-                          </w14:textOutline>
-                        </w:rPr>
-                      </w:pPr>
-                      <w:r>
-                        <w:rPr>
-                          <w:rFonts w:ascii="Arial Black" w:hAnsi="Arial Black"/>
-                          <w:color w:val="000000"/>
-                          <w:sz w:val="32"/>
-                          <w14:textOutline w14:w="9525" w14:cap="rnd" w14:cmpd="sng" w14:algn="ctr">
-                            <w14:solidFill>
-                              <w14:srgbClr w14:val="000000"/>
-                            </w14:solidFill>
-                            <w14:prstDash w14:val="solid"/>
-                            <w14:bevel/>
-                          </w14:textOutline>
-                        </w:rPr>
-                        <w:t>${employer}</w:t>
-                      </w:r>
-                    </w:p>
-                  </w:txbxContent>
-                </v:textbox>
                 <w10:wrap type="none"/>
-              </v:rect>
+              </v:line>
+            </w:pict>
+          </mc:Fallback>
+        </mc:AlternateContent>
+        <mc:AlternateContent>
+          <mc:Choice Requires="wps">
+            <w:drawing>
+              <wp:anchor distT="10160" distB="10160" distL="0" distR="635" simplePos="0" relativeHeight="147" behindDoc="0" locked="0" layoutInCell="1" allowOverlap="1">
+                <wp:simplePos x="0" y="0"/>
+                <wp:positionH relativeFrom="column">
+                  <wp:posOffset>1867535</wp:posOffset>
+                </wp:positionH>
+                <wp:positionV relativeFrom="paragraph">
+                  <wp:posOffset>-4914900</wp:posOffset>
+                </wp:positionV>
+                <wp:extent cx="3044190" cy="635"/>
+                <wp:effectExtent l="0" t="10160" r="635" b="10160"/>
+                <wp:wrapNone/>
+                <wp:docPr id="11" name="Straight Connector 14"/>
+                <a:graphic xmlns:a="http://schemas.openxmlformats.org/drawingml/2006/main">
+                  <a:graphicData uri="http://schemas.microsoft.com/office/word/2010/wordprocessingShape">
+                    <wps:wsp>
+                      <wps:cNvSpPr/>
+                      <wps:spPr>
+                        <a:xfrm>
+                          <a:off x="0" y="0"/>
+                          <a:ext cx="3044160" cy="720"/>
+                        </a:xfrm>
+                        <a:prstGeom prst="line">
+                          <a:avLst/>
+                        </a:prstGeom>
+                        <a:ln>
+                          <a:solidFill>
+                            <a:srgbClr val="000000"/>
+                          </a:solidFill>
+                        </a:ln>
+                      </wps:spPr>
+                      <wps:style>
+                        <a:lnRef idx="3">
+                          <a:schemeClr val="dk1"/>
+                        </a:lnRef>
+                        <a:fillRef idx="0">
+                          <a:schemeClr val="dk1"/>
+                        </a:fillRef>
+                        <a:effectRef idx="2">
+                          <a:schemeClr val="dk1"/>
+                        </a:effectRef>
+                        <a:fontRef idx="minor"/>
+                      </wps:style>
+                      <wps:bodyPr/>
+                    </wps:wsp>
+                  </a:graphicData>
+                </a:graphic>
+              </wp:anchor>
+            </w:drawing>
+          </mc:Choice>
+          <mc:Fallback>
+            <w:pict>
+              <v:line id="shape_0" from="147.05pt,-387pt" to="386.7pt,-387pt" stroked="t" o:allowincell="f" style="position:absolute">
+                <v:stroke color="black" weight="19080" joinstyle="miter" endcap="flat"/>
+                <v:fill o:detectmouseclick="t" on="false"/>
+                <w10:wrap type="none"/>
+              </v:line>
+            </w:pict>
+          </mc:Fallback>
+        </mc:AlternateContent>
+        <mc:AlternateContent>
+          <mc:Choice Requires="wps">
+            <w:drawing>
+              <wp:anchor distT="10160" distB="10160" distL="0" distR="635" simplePos="0" relativeHeight="148" behindDoc="0" locked="0" layoutInCell="1" allowOverlap="1">
+                <wp:simplePos x="0" y="0"/>
+                <wp:positionH relativeFrom="column">
+                  <wp:posOffset>1063625</wp:posOffset>
+                </wp:positionH>
+                <wp:positionV relativeFrom="paragraph">
+                  <wp:posOffset>-6042660</wp:posOffset>
+                </wp:positionV>
+                <wp:extent cx="4902835" cy="635"/>
+                <wp:effectExtent l="0" t="10160" r="635" b="10160"/>
+                <wp:wrapNone/>
+                <wp:docPr id="12" name="Straight Connector 17"/>
+                <a:graphic xmlns:a="http://schemas.openxmlformats.org/drawingml/2006/main">
+                  <a:graphicData uri="http://schemas.microsoft.com/office/word/2010/wordprocessingShape">
+                    <wps:wsp>
+                      <wps:cNvSpPr/>
+                      <wps:spPr>
+                        <a:xfrm>
+                          <a:off x="0" y="0"/>
+                          <a:ext cx="4902840" cy="720"/>
+                        </a:xfrm>
+                        <a:prstGeom prst="line">
+                          <a:avLst/>
+                        </a:prstGeom>
+                        <a:ln>
+                          <a:solidFill>
+                            <a:srgbClr val="000000"/>
+                          </a:solidFill>
+                        </a:ln>
+                      </wps:spPr>
+                      <wps:style>
+                        <a:lnRef idx="3">
+                          <a:schemeClr val="dk1"/>
+                        </a:lnRef>
+                        <a:fillRef idx="0">
+                          <a:schemeClr val="dk1"/>
+                        </a:fillRef>
+                        <a:effectRef idx="2">
+                          <a:schemeClr val="dk1"/>
+                        </a:effectRef>
+                        <a:fontRef idx="minor"/>
+                      </wps:style>
+                      <wps:bodyPr/>
+                    </wps:wsp>
+                  </a:graphicData>
+                </a:graphic>
+              </wp:anchor>
+            </w:drawing>
+          </mc:Choice>
+          <mc:Fallback>
+            <w:pict>
+              <v:line id="shape_0" from="83.75pt,-475.8pt" to="469.75pt,-475.8pt" stroked="t" o:allowincell="f" style="position:absolute">
+                <v:stroke color="black" weight="19080" joinstyle="miter" endcap="flat"/>
+                <v:fill o:detectmouseclick="t" on="false"/>
+                <w10:wrap type="none"/>
+              </v:line>
+            </w:pict>
+          </mc:Fallback>
+        </mc:AlternateContent>
+        <mc:AlternateContent>
+          <mc:Choice Requires="wps">
+            <w:drawing>
+              <wp:anchor distT="9525" distB="9525" distL="0" distR="635" simplePos="0" relativeHeight="149" behindDoc="0" locked="0" layoutInCell="1" allowOverlap="1">
+                <wp:simplePos x="0" y="0"/>
+                <wp:positionH relativeFrom="column">
+                  <wp:posOffset>1028700</wp:posOffset>
+                </wp:positionH>
+                <wp:positionV relativeFrom="paragraph">
+                  <wp:posOffset>-5466080</wp:posOffset>
+                </wp:positionV>
+                <wp:extent cx="4951730" cy="635"/>
+                <wp:effectExtent l="0" t="9525" r="635" b="9525"/>
+                <wp:wrapNone/>
+                <wp:docPr id="13" name="Straight Connector 16"/>
+                <a:graphic xmlns:a="http://schemas.openxmlformats.org/drawingml/2006/main">
+                  <a:graphicData uri="http://schemas.microsoft.com/office/word/2010/wordprocessingShape">
+                    <wps:wsp>
+                      <wps:cNvSpPr/>
+                      <wps:spPr>
+                        <a:xfrm>
+                          <a:off x="0" y="0"/>
+                          <a:ext cx="4951800" cy="720"/>
+                        </a:xfrm>
+                        <a:prstGeom prst="line">
+                          <a:avLst/>
+                        </a:prstGeom>
+                        <a:ln>
+                          <a:solidFill>
+                            <a:srgbClr val="000000"/>
+                          </a:solidFill>
+                        </a:ln>
+                      </wps:spPr>
+                      <wps:style>
+                        <a:lnRef idx="3">
+                          <a:schemeClr val="dk1"/>
+                        </a:lnRef>
+                        <a:fillRef idx="0">
+                          <a:schemeClr val="dk1"/>
+                        </a:fillRef>
+                        <a:effectRef idx="2">
+                          <a:schemeClr val="dk1"/>
+                        </a:effectRef>
+                        <a:fontRef idx="minor"/>
+                      </wps:style>
+                      <wps:bodyPr/>
+                    </wps:wsp>
+                  </a:graphicData>
+                </a:graphic>
+              </wp:anchor>
+            </w:drawing>
+          </mc:Choice>
+          <mc:Fallback>
+            <w:pict>
+              <v:line id="shape_0" from="81pt,-430.4pt" to="470.85pt,-430.4pt" stroked="t" o:allowincell="f" style="position:absolute">
+                <v:stroke color="black" weight="19080" joinstyle="miter" endcap="flat"/>
+                <v:fill o:detectmouseclick="t" on="false"/>
+                <w10:wrap type="none"/>
+              </v:line>
             </w:pict>
           </mc:Fallback>
         </mc:AlternateContent>
@@ -3038,6 +2930,7 @@
             <w:pPr>
               <w:pStyle w:val="Normal"/>
               <w:widowControl/>
+              <w:suppressAutoHyphens w:val="true"/>
               <w:spacing w:lineRule="auto" w:line="240" w:before="0" w:after="0"/>
               <w:jc w:val="start"/>
               <w:rPr>
@@ -3046,7 +2939,6 @@
             </w:pPr>
             <w:r>
               <w:rPr>
-                <w:kern w:val="0"/>
                 <w:sz w:val="28"/>
               </w:rPr>
             </w:r>
@@ -3055,6 +2947,7 @@
             <w:pPr>
               <w:pStyle w:val="Normal"/>
               <w:widowControl/>
+              <w:suppressAutoHyphens w:val="true"/>
               <w:spacing w:lineRule="auto" w:line="240" w:before="0" w:after="0"/>
               <w:jc w:val="center"/>
               <w:rPr>
@@ -3079,6 +2972,7 @@
             <w:pPr>
               <w:pStyle w:val="Normal"/>
               <w:widowControl/>
+              <w:suppressAutoHyphens w:val="true"/>
               <w:spacing w:lineRule="auto" w:line="240" w:before="0" w:after="0"/>
               <w:jc w:val="center"/>
               <w:rPr>
@@ -3093,7 +2987,6 @@
                 <w:rFonts w:ascii="Verdana" w:hAnsi="Verdana"/>
                 <w:b/>
                 <w:bCs/>
-                <w:kern w:val="0"/>
                 <w:sz w:val="28"/>
               </w:rPr>
             </w:r>
@@ -3102,6 +2995,7 @@
             <w:pPr>
               <w:pStyle w:val="Normal"/>
               <w:widowControl/>
+              <w:suppressAutoHyphens w:val="true"/>
               <w:spacing w:lineRule="auto" w:line="240" w:before="0" w:after="0"/>
               <w:jc w:val="center"/>
               <w:rPr>
@@ -3115,7 +3009,6 @@
                 <w:rFonts w:ascii="Verdana" w:hAnsi="Verdana"/>
                 <w:b/>
                 <w:bCs/>
-                <w:kern w:val="0"/>
               </w:rPr>
             </w:r>
           </w:p>
@@ -3123,6 +3016,7 @@
             <w:pPr>
               <w:pStyle w:val="Normal"/>
               <w:widowControl/>
+              <w:suppressAutoHyphens w:val="true"/>
               <w:spacing w:lineRule="auto" w:line="240" w:before="0" w:after="0"/>
               <w:jc w:val="center"/>
               <w:rPr>
@@ -3145,6 +3039,7 @@
             <w:pPr>
               <w:pStyle w:val="Normal"/>
               <w:widowControl/>
+              <w:suppressAutoHyphens w:val="true"/>
               <w:spacing w:lineRule="auto" w:line="240" w:before="0" w:after="0"/>
               <w:jc w:val="center"/>
               <w:rPr>
@@ -3161,6 +3056,7 @@
             <w:pPr>
               <w:pStyle w:val="Normal"/>
               <w:widowControl/>
+              <w:suppressAutoHyphens w:val="true"/>
               <w:spacing w:lineRule="auto" w:line="240" w:before="0" w:after="0"/>
               <w:jc w:val="center"/>
               <w:rPr>
@@ -3177,6 +3073,7 @@
             <w:pPr>
               <w:pStyle w:val="Normal"/>
               <w:widowControl/>
+              <w:suppressAutoHyphens w:val="true"/>
               <w:spacing w:lineRule="auto" w:line="240" w:before="0" w:after="0"/>
               <w:jc w:val="both"/>
               <w:rPr>
@@ -3194,6 +3091,7 @@
             <w:pPr>
               <w:pStyle w:val="Normal"/>
               <w:widowControl/>
+              <w:suppressAutoHyphens w:val="true"/>
               <w:spacing w:lineRule="auto" w:line="240" w:before="0" w:after="0"/>
               <w:jc w:val="both"/>
               <w:rPr>
@@ -3210,6 +3108,7 @@
             <w:pPr>
               <w:pStyle w:val="Normal"/>
               <w:widowControl/>
+              <w:suppressAutoHyphens w:val="true"/>
               <w:spacing w:lineRule="auto" w:line="240" w:before="0" w:after="0"/>
               <w:jc w:val="both"/>
               <w:rPr>
@@ -3233,6 +3132,7 @@
             <w:pPr>
               <w:pStyle w:val="Normal"/>
               <w:widowControl/>
+              <w:suppressAutoHyphens w:val="true"/>
               <w:spacing w:lineRule="auto" w:line="240" w:before="0" w:after="0"/>
               <w:jc w:val="center"/>
               <w:rPr>
@@ -3246,7 +3146,7 @@
               <mc:AlternateContent>
                 <mc:Choice Requires="wps">
                   <w:drawing>
-                    <wp:anchor distT="0" distB="19050" distL="0" distR="28575" simplePos="0" relativeHeight="116" behindDoc="0" locked="0" layoutInCell="1" allowOverlap="1">
+                    <wp:anchor distT="6350" distB="6350" distL="6985" distR="5715" simplePos="0" relativeHeight="117" behindDoc="0" locked="0" layoutInCell="1" allowOverlap="1">
                       <wp:simplePos x="0" y="0"/>
                       <wp:positionH relativeFrom="column">
                         <wp:posOffset>5273675</wp:posOffset>
@@ -3311,7 +3211,7 @@
               <mc:AlternateContent>
                 <mc:Choice Requires="wps">
                   <w:drawing>
-                    <wp:anchor distT="0" distB="0" distL="0" distR="0" simplePos="0" relativeHeight="118" behindDoc="0" locked="0" layoutInCell="1" allowOverlap="1">
+                    <wp:anchor distT="0" distB="0" distL="0" distR="0" simplePos="0" relativeHeight="119" behindDoc="0" locked="0" layoutInCell="1" allowOverlap="1">
                       <wp:simplePos x="0" y="0"/>
                       <wp:positionH relativeFrom="column">
                         <wp:posOffset>1657350</wp:posOffset>
@@ -3350,7 +3250,7 @@
                               <w:txbxContent>
                                 <w:p>
                                   <w:pPr>
-                                    <w:pStyle w:val="FrameContents"/>
+                                    <w:pStyle w:val="FrameContentsuser"/>
                                     <w:spacing w:before="0" w:after="160"/>
                                     <w:rPr>
                                       <w:rFonts w:ascii="Arial Black" w:hAnsi="Arial Black" w:cs="Arial"/>
@@ -3365,6 +3265,7 @@
                                       <w:rFonts w:cs="Arial" w:ascii="Arial Black" w:hAnsi="Arial Black"/>
                                       <w:b/>
                                       <w:bCs/>
+                                      <w:color w:val="000000"/>
                                       <w:sz w:val="24"/>
                                       <w:szCs w:val="24"/>
                                     </w:rPr>
@@ -3375,6 +3276,7 @@
                                       <w:rFonts w:cs="Arial" w:ascii="Arial Black" w:hAnsi="Arial Black"/>
                                       <w:b/>
                                       <w:bCs/>
+                                      <w:color w:val="000000"/>
                                       <w:sz w:val="24"/>
                                       <w:szCs w:val="24"/>
                                     </w:rPr>
@@ -3401,7 +3303,7 @@
                         <w:txbxContent>
                           <w:p>
                             <w:pPr>
-                              <w:pStyle w:val="FrameContents"/>
+                              <w:pStyle w:val="FrameContentsuser"/>
                               <w:spacing w:before="0" w:after="160"/>
                               <w:rPr>
                                 <w:rFonts w:ascii="Arial Black" w:hAnsi="Arial Black" w:cs="Arial"/>
@@ -3416,6 +3318,7 @@
                                 <w:rFonts w:cs="Arial" w:ascii="Arial Black" w:hAnsi="Arial Black"/>
                                 <w:b/>
                                 <w:bCs/>
+                                <w:color w:val="000000"/>
                                 <w:sz w:val="24"/>
                                 <w:szCs w:val="24"/>
                               </w:rPr>
@@ -3426,6 +3329,7 @@
                                 <w:rFonts w:cs="Arial" w:ascii="Arial Black" w:hAnsi="Arial Black"/>
                                 <w:b/>
                                 <w:bCs/>
+                                <w:color w:val="000000"/>
                                 <w:sz w:val="24"/>
                                 <w:szCs w:val="24"/>
                               </w:rPr>
@@ -3445,6 +3349,7 @@
             <w:pPr>
               <w:pStyle w:val="Normal"/>
               <w:widowControl/>
+              <w:suppressAutoHyphens w:val="true"/>
               <w:spacing w:lineRule="auto" w:line="240" w:before="0" w:after="0"/>
               <w:jc w:val="center"/>
               <w:rPr>
@@ -3462,6 +3367,7 @@
             <w:pPr>
               <w:pStyle w:val="Normal"/>
               <w:widowControl/>
+              <w:suppressAutoHyphens w:val="true"/>
               <w:spacing w:lineRule="auto" w:line="240" w:before="0" w:after="0"/>
               <w:jc w:val="center"/>
               <w:rPr>
@@ -3479,6 +3385,7 @@
             <w:pPr>
               <w:pStyle w:val="Normal"/>
               <w:widowControl/>
+              <w:suppressAutoHyphens w:val="true"/>
               <w:spacing w:lineRule="auto" w:line="240" w:before="0" w:after="0"/>
               <w:jc w:val="center"/>
               <w:rPr>
@@ -3492,7 +3399,7 @@
               <mc:AlternateContent>
                 <mc:Choice Requires="wps">
                   <w:drawing>
-                    <wp:anchor distT="0" distB="6985" distL="0" distR="0" simplePos="0" relativeHeight="120" behindDoc="0" locked="0" layoutInCell="1" allowOverlap="1">
+                    <wp:anchor distT="0" distB="6985" distL="0" distR="0" simplePos="0" relativeHeight="121" behindDoc="0" locked="0" layoutInCell="1" allowOverlap="1">
                       <wp:simplePos x="0" y="0"/>
                       <wp:positionH relativeFrom="column">
                         <wp:posOffset>142240</wp:posOffset>
@@ -3531,7 +3438,7 @@
                               <w:txbxContent>
                                 <w:p>
                                   <w:pPr>
-                                    <w:pStyle w:val="FrameContents"/>
+                                    <w:pStyle w:val="FrameContentsuser"/>
                                     <w:jc w:val="center"/>
                                     <w:rPr>
                                       <w:b/>
@@ -3544,6 +3451,7 @@
                                     <w:rPr>
                                       <w:b/>
                                       <w:bCs/>
+                                      <w:color w:val="000000"/>
                                       <w:sz w:val="24"/>
                                       <w:szCs w:val="24"/>
                                     </w:rPr>
@@ -3553,6 +3461,7 @@
                                     <w:rPr>
                                       <w:b/>
                                       <w:bCs/>
+                                      <w:color w:val="000000"/>
                                       <w:sz w:val="24"/>
                                       <w:szCs w:val="24"/>
                                     </w:rPr>
@@ -3561,7 +3470,7 @@
                                 </w:p>
                                 <w:p>
                                   <w:pPr>
-                                    <w:pStyle w:val="FrameContents"/>
+                                    <w:pStyle w:val="FrameContentsuser"/>
                                     <w:spacing w:before="0" w:after="160"/>
                                     <w:jc w:val="center"/>
                                     <w:rPr>
@@ -3570,7 +3479,9 @@
                                     </w:rPr>
                                   </w:pPr>
                                   <w:r>
-                                    <w:rPr/>
+                                    <w:rPr>
+                                      <w:color w:val="000000"/>
+                                    </w:rPr>
                                   </w:r>
                                 </w:p>
                               </w:txbxContent>
@@ -3593,7 +3504,7 @@
                         <w:txbxContent>
                           <w:p>
                             <w:pPr>
-                              <w:pStyle w:val="FrameContents"/>
+                              <w:pStyle w:val="FrameContentsuser"/>
                               <w:jc w:val="center"/>
                               <w:rPr>
                                 <w:b/>
@@ -3606,6 +3517,7 @@
                               <w:rPr>
                                 <w:b/>
                                 <w:bCs/>
+                                <w:color w:val="000000"/>
                                 <w:sz w:val="24"/>
                                 <w:szCs w:val="24"/>
                               </w:rPr>
@@ -3615,6 +3527,7 @@
                               <w:rPr>
                                 <w:b/>
                                 <w:bCs/>
+                                <w:color w:val="000000"/>
                                 <w:sz w:val="24"/>
                                 <w:szCs w:val="24"/>
                               </w:rPr>
@@ -3623,7 +3536,7 @@
                           </w:p>
                           <w:p>
                             <w:pPr>
-                              <w:pStyle w:val="FrameContents"/>
+                              <w:pStyle w:val="FrameContentsuser"/>
                               <w:spacing w:before="0" w:after="160"/>
                               <w:jc w:val="center"/>
                               <w:rPr>
@@ -3632,7 +3545,9 @@
                               </w:rPr>
                             </w:pPr>
                             <w:r>
-                              <w:rPr/>
+                              <w:rPr>
+                                <w:color w:val="000000"/>
+                              </w:rPr>
                             </w:r>
                           </w:p>
                         </w:txbxContent>
@@ -3648,6 +3563,7 @@
             <w:pPr>
               <w:pStyle w:val="Normal"/>
               <w:widowControl/>
+              <w:suppressAutoHyphens w:val="true"/>
               <w:spacing w:lineRule="auto" w:line="240" w:before="0" w:after="0"/>
               <w:jc w:val="center"/>
               <w:rPr>
@@ -3665,6 +3581,7 @@
             <w:pPr>
               <w:pStyle w:val="Normal"/>
               <w:widowControl/>
+              <w:suppressAutoHyphens w:val="true"/>
               <w:spacing w:lineRule="auto" w:line="240" w:before="0" w:after="0"/>
               <w:jc w:val="center"/>
               <w:rPr>
@@ -3682,6 +3599,7 @@
             <w:pPr>
               <w:pStyle w:val="Normal"/>
               <w:widowControl/>
+              <w:suppressAutoHyphens w:val="true"/>
               <w:spacing w:lineRule="auto" w:line="240" w:before="0" w:after="0"/>
               <w:jc w:val="both"/>
               <w:rPr>
@@ -3695,7 +3613,7 @@
               <mc:AlternateContent>
                 <mc:Choice Requires="wps">
                   <w:drawing>
-                    <wp:anchor distT="0" distB="0" distL="0" distR="0" simplePos="0" relativeHeight="122" behindDoc="0" locked="0" layoutInCell="1" allowOverlap="1">
+                    <wp:anchor distT="0" distB="0" distL="0" distR="0" simplePos="0" relativeHeight="123" behindDoc="0" locked="0" layoutInCell="1" allowOverlap="1">
                       <wp:simplePos x="0" y="0"/>
                       <wp:positionH relativeFrom="column">
                         <wp:posOffset>1209040</wp:posOffset>
@@ -3734,7 +3652,7 @@
                               <w:txbxContent>
                                 <w:p>
                                   <w:pPr>
-                                    <w:pStyle w:val="FrameContents"/>
+                                    <w:pStyle w:val="FrameContentsuser"/>
                                     <w:spacing w:before="0" w:after="160"/>
                                     <w:rPr>
                                       <w:b/>
@@ -3747,6 +3665,7 @@
                                     <w:rPr>
                                       <w:b/>
                                       <w:bCs/>
+                                      <w:color w:val="000000"/>
                                       <w:sz w:val="24"/>
                                       <w:szCs w:val="24"/>
                                     </w:rPr>
@@ -3773,7 +3692,7 @@
                         <w:txbxContent>
                           <w:p>
                             <w:pPr>
-                              <w:pStyle w:val="FrameContents"/>
+                              <w:pStyle w:val="FrameContentsuser"/>
                               <w:spacing w:before="0" w:after="160"/>
                               <w:rPr>
                                 <w:b/>
@@ -3786,6 +3705,7 @@
                               <w:rPr>
                                 <w:b/>
                                 <w:bCs/>
+                                <w:color w:val="000000"/>
                                 <w:sz w:val="24"/>
                                 <w:szCs w:val="24"/>
                               </w:rPr>
@@ -3802,7 +3722,7 @@
               <mc:AlternateContent>
                 <mc:Choice Requires="wps">
                   <w:drawing>
-                    <wp:anchor distT="0" distB="1270" distL="0" distR="0" simplePos="0" relativeHeight="124" behindDoc="0" locked="0" layoutInCell="1" allowOverlap="1">
+                    <wp:anchor distT="0" distB="1270" distL="0" distR="0" simplePos="0" relativeHeight="125" behindDoc="0" locked="0" layoutInCell="1" allowOverlap="1">
                       <wp:simplePos x="0" y="0"/>
                       <wp:positionH relativeFrom="column">
                         <wp:posOffset>2562225</wp:posOffset>
@@ -3841,7 +3761,7 @@
                               <w:txbxContent>
                                 <w:p>
                                   <w:pPr>
-                                    <w:pStyle w:val="FrameContents"/>
+                                    <w:pStyle w:val="FrameContentsuser"/>
                                     <w:spacing w:before="0" w:after="160"/>
                                     <w:jc w:val="both"/>
                                     <w:rPr>
@@ -3855,6 +3775,7 @@
                                     <w:rPr>
                                       <w:b/>
                                       <w:bCs/>
+                                      <w:color w:val="000000"/>
                                     </w:rPr>
                                     <w:t xml:space="preserve"> </w:t>
                                   </w:r>
@@ -3862,6 +3783,7 @@
                                     <w:rPr>
                                       <w:b/>
                                       <w:bCs/>
+                                      <w:color w:val="000000"/>
                                       <w:sz w:val="24"/>
                                       <w:szCs w:val="24"/>
                                     </w:rPr>
@@ -3888,7 +3810,7 @@
                         <w:txbxContent>
                           <w:p>
                             <w:pPr>
-                              <w:pStyle w:val="FrameContents"/>
+                              <w:pStyle w:val="FrameContentsuser"/>
                               <w:spacing w:before="0" w:after="160"/>
                               <w:jc w:val="both"/>
                               <w:rPr>
@@ -3902,6 +3824,7 @@
                               <w:rPr>
                                 <w:b/>
                                 <w:bCs/>
+                                <w:color w:val="000000"/>
                               </w:rPr>
                               <w:t xml:space="preserve"> </w:t>
                             </w:r>
@@ -3909,6 +3832,7 @@
                               <w:rPr>
                                 <w:b/>
                                 <w:bCs/>
+                                <w:color w:val="000000"/>
                                 <w:sz w:val="24"/>
                                 <w:szCs w:val="24"/>
                               </w:rPr>
@@ -3928,6 +3852,7 @@
             <w:pPr>
               <w:pStyle w:val="Normal"/>
               <w:widowControl/>
+              <w:suppressAutoHyphens w:val="true"/>
               <w:spacing w:lineRule="auto" w:line="240" w:before="0" w:after="0"/>
               <w:jc w:val="center"/>
               <w:rPr>
@@ -3945,6 +3870,7 @@
             <w:pPr>
               <w:pStyle w:val="Normal"/>
               <w:widowControl/>
+              <w:suppressAutoHyphens w:val="true"/>
               <w:spacing w:lineRule="auto" w:line="240" w:before="0" w:after="0"/>
               <w:jc w:val="both"/>
               <w:rPr>
@@ -3968,6 +3894,7 @@
             <w:pPr>
               <w:pStyle w:val="Normal"/>
               <w:widowControl/>
+              <w:suppressAutoHyphens w:val="true"/>
               <w:spacing w:lineRule="auto" w:line="240" w:before="0" w:after="0"/>
               <w:jc w:val="both"/>
               <w:rPr>
@@ -3991,6 +3918,7 @@
             <w:pPr>
               <w:pStyle w:val="Normal"/>
               <w:widowControl/>
+              <w:suppressAutoHyphens w:val="true"/>
               <w:spacing w:lineRule="auto" w:line="240" w:before="0" w:after="0"/>
               <w:jc w:val="both"/>
               <w:rPr>
@@ -4007,6 +3935,7 @@
             <w:pPr>
               <w:pStyle w:val="Normal"/>
               <w:widowControl/>
+              <w:suppressAutoHyphens w:val="true"/>
               <w:spacing w:lineRule="auto" w:line="240" w:before="0" w:after="0"/>
               <w:jc w:val="both"/>
               <w:rPr>
@@ -4030,6 +3959,7 @@
             <w:pPr>
               <w:pStyle w:val="Normal"/>
               <w:widowControl/>
+              <w:suppressAutoHyphens w:val="true"/>
               <w:spacing w:lineRule="auto" w:line="240" w:before="0" w:after="0"/>
               <w:jc w:val="both"/>
               <w:rPr>
@@ -4046,6 +3976,7 @@
             <w:pPr>
               <w:pStyle w:val="Normal"/>
               <w:widowControl/>
+              <w:suppressAutoHyphens w:val="true"/>
               <w:spacing w:lineRule="auto" w:line="240" w:before="0" w:after="0"/>
               <w:jc w:val="both"/>
               <w:rPr>
@@ -4091,6 +4022,7 @@
             <w:pPr>
               <w:pStyle w:val="Normal"/>
               <w:widowControl/>
+              <w:suppressAutoHyphens w:val="true"/>
               <w:spacing w:lineRule="auto" w:line="240" w:before="0" w:after="0"/>
               <w:jc w:val="both"/>
               <w:rPr>
@@ -4107,6 +4039,7 @@
             <w:pPr>
               <w:pStyle w:val="Normal"/>
               <w:widowControl/>
+              <w:suppressAutoHyphens w:val="true"/>
               <w:spacing w:lineRule="auto" w:line="240" w:before="0" w:after="0"/>
               <w:jc w:val="both"/>
               <w:rPr>
@@ -4123,6 +4056,7 @@
             <w:pPr>
               <w:pStyle w:val="Normal"/>
               <w:widowControl/>
+              <w:suppressAutoHyphens w:val="true"/>
               <w:spacing w:lineRule="auto" w:line="240" w:before="0" w:after="0"/>
               <w:jc w:val="both"/>
               <w:rPr>
@@ -4134,7 +4068,7 @@
               <mc:AlternateContent>
                 <mc:Choice Requires="wps">
                   <w:drawing>
-                    <wp:anchor distT="0" distB="19050" distL="0" distR="28575" simplePos="0" relativeHeight="117" behindDoc="0" locked="0" layoutInCell="1" allowOverlap="1">
+                    <wp:anchor distT="6350" distB="6350" distL="6985" distR="5715" simplePos="0" relativeHeight="118" behindDoc="0" locked="0" layoutInCell="1" allowOverlap="1">
                       <wp:simplePos x="0" y="0"/>
                       <wp:positionH relativeFrom="column">
                         <wp:posOffset>5045710</wp:posOffset>
@@ -4210,6 +4144,7 @@
             <w:pPr>
               <w:pStyle w:val="Normal"/>
               <w:widowControl/>
+              <w:suppressAutoHyphens w:val="true"/>
               <w:spacing w:lineRule="auto" w:line="240" w:before="0" w:after="0"/>
               <w:jc w:val="both"/>
               <w:rPr>
@@ -4221,7 +4156,7 @@
               <mc:AlternateContent>
                 <mc:Choice Requires="wps">
                   <w:drawing>
-                    <wp:anchor distT="0" distB="0" distL="0" distR="0" simplePos="0" relativeHeight="126" behindDoc="0" locked="0" layoutInCell="1" allowOverlap="1">
+                    <wp:anchor distT="0" distB="0" distL="0" distR="0" simplePos="0" relativeHeight="127" behindDoc="0" locked="0" layoutInCell="1" allowOverlap="1">
                       <wp:simplePos x="0" y="0"/>
                       <wp:positionH relativeFrom="column">
                         <wp:posOffset>467995</wp:posOffset>
@@ -4260,7 +4195,7 @@
                               <w:txbxContent>
                                 <w:p>
                                   <w:pPr>
-                                    <w:pStyle w:val="FrameContents"/>
+                                    <w:pStyle w:val="FrameContentsuser"/>
                                     <w:rPr>
                                       <w:b/>
                                       <w:bCs/>
@@ -4271,6 +4206,7 @@
                                     <w:rPr>
                                       <w:b/>
                                       <w:bCs/>
+                                      <w:color w:val="000000"/>
                                       <w:sz w:val="18"/>
                                     </w:rPr>
                                     <w:t xml:space="preserve">   </w:t>
@@ -4279,6 +4215,7 @@
                                     <w:rPr>
                                       <w:b/>
                                       <w:bCs/>
+                                      <w:color w:val="000000"/>
                                       <w:sz w:val="18"/>
                                     </w:rPr>
                                     <w:t>FOR EMPLOYMENT</w:t>
@@ -4286,7 +4223,7 @@
                                 </w:p>
                                 <w:p>
                                   <w:pPr>
-                                    <w:pStyle w:val="FrameContents"/>
+                                    <w:pStyle w:val="FrameContentsuser"/>
                                     <w:rPr>
                                       <w:b/>
                                       <w:bCs/>
@@ -4297,13 +4234,14 @@
                                     <w:rPr>
                                       <w:b/>
                                       <w:bCs/>
+                                      <w:color w:val="000000"/>
                                       <w:sz w:val="16"/>
                                     </w:rPr>
                                   </w:r>
                                 </w:p>
                                 <w:p>
                                   <w:pPr>
-                                    <w:pStyle w:val="FrameContents"/>
+                                    <w:pStyle w:val="FrameContentsuser"/>
                                     <w:rPr>
                                       <w:b/>
                                       <w:bCs/>
@@ -4313,12 +4251,13 @@
                                     <w:rPr>
                                       <w:b/>
                                       <w:bCs/>
+                                      <w:color w:val="000000"/>
                                     </w:rPr>
                                   </w:r>
                                 </w:p>
                                 <w:p>
                                   <w:pPr>
-                                    <w:pStyle w:val="FrameContents"/>
+                                    <w:pStyle w:val="FrameContentsuser"/>
                                     <w:spacing w:before="0" w:after="160"/>
                                     <w:rPr>
                                       <w:b/>
@@ -4329,6 +4268,7 @@
                                     <w:rPr>
                                       <w:b/>
                                       <w:bCs/>
+                                      <w:color w:val="000000"/>
                                     </w:rPr>
                                     <w:br/>
                                     <w:t>Le</w:t>
@@ -4354,7 +4294,7 @@
                         <w:txbxContent>
                           <w:p>
                             <w:pPr>
-                              <w:pStyle w:val="FrameContents"/>
+                              <w:pStyle w:val="FrameContentsuser"/>
                               <w:rPr>
                                 <w:b/>
                                 <w:bCs/>
@@ -4365,6 +4305,7 @@
                               <w:rPr>
                                 <w:b/>
                                 <w:bCs/>
+                                <w:color w:val="000000"/>
                                 <w:sz w:val="18"/>
                               </w:rPr>
                               <w:t xml:space="preserve">   </w:t>
@@ -4373,6 +4314,7 @@
                               <w:rPr>
                                 <w:b/>
                                 <w:bCs/>
+                                <w:color w:val="000000"/>
                                 <w:sz w:val="18"/>
                               </w:rPr>
                               <w:t>FOR EMPLOYMENT</w:t>
@@ -4380,7 +4322,7 @@
                           </w:p>
                           <w:p>
                             <w:pPr>
-                              <w:pStyle w:val="FrameContents"/>
+                              <w:pStyle w:val="FrameContentsuser"/>
                               <w:rPr>
                                 <w:b/>
                                 <w:bCs/>
@@ -4391,13 +4333,14 @@
                               <w:rPr>
                                 <w:b/>
                                 <w:bCs/>
+                                <w:color w:val="000000"/>
                                 <w:sz w:val="16"/>
                               </w:rPr>
                             </w:r>
                           </w:p>
                           <w:p>
                             <w:pPr>
-                              <w:pStyle w:val="FrameContents"/>
+                              <w:pStyle w:val="FrameContentsuser"/>
                               <w:rPr>
                                 <w:b/>
                                 <w:bCs/>
@@ -4407,12 +4350,13 @@
                               <w:rPr>
                                 <w:b/>
                                 <w:bCs/>
+                                <w:color w:val="000000"/>
                               </w:rPr>
                             </w:r>
                           </w:p>
                           <w:p>
                             <w:pPr>
-                              <w:pStyle w:val="FrameContents"/>
+                              <w:pStyle w:val="FrameContentsuser"/>
                               <w:spacing w:before="0" w:after="160"/>
                               <w:rPr>
                                 <w:b/>
@@ -4423,6 +4367,7 @@
                               <w:rPr>
                                 <w:b/>
                                 <w:bCs/>
+                                <w:color w:val="000000"/>
                               </w:rPr>
                               <w:br/>
                               <w:t>Le</w:t>
@@ -4453,6 +4398,7 @@
                 <w:tab w:val="clear" w:pos="720"/>
                 <w:tab w:val="left" w:pos="5460" w:leader="none"/>
               </w:tabs>
+              <w:suppressAutoHyphens w:val="true"/>
               <w:spacing w:lineRule="auto" w:line="240" w:before="0" w:after="0"/>
               <w:jc w:val="both"/>
               <w:rPr>
@@ -4489,6 +4435,7 @@
                 <w:tab w:val="clear" w:pos="720"/>
                 <w:tab w:val="left" w:pos="5460" w:leader="none"/>
               </w:tabs>
+              <w:suppressAutoHyphens w:val="true"/>
               <w:spacing w:lineRule="auto" w:line="240" w:before="0" w:after="0"/>
               <w:jc w:val="both"/>
               <w:rPr>
@@ -4513,6 +4460,7 @@
                 <w:tab w:val="clear" w:pos="720"/>
                 <w:tab w:val="left" w:pos="5715" w:leader="none"/>
               </w:tabs>
+              <w:suppressAutoHyphens w:val="true"/>
               <w:spacing w:lineRule="auto" w:line="240" w:before="0" w:after="0"/>
               <w:jc w:val="both"/>
               <w:rPr>
@@ -4533,6 +4481,7 @@
             <w:pPr>
               <w:pStyle w:val="Normal"/>
               <w:widowControl/>
+              <w:suppressAutoHyphens w:val="true"/>
               <w:spacing w:lineRule="auto" w:line="240" w:before="0" w:after="0"/>
               <w:jc w:val="both"/>
               <w:rPr>
@@ -4557,6 +4506,7 @@
                 <w:tab w:val="clear" w:pos="720"/>
                 <w:tab w:val="left" w:pos="4751" w:leader="none"/>
               </w:tabs>
+              <w:suppressAutoHyphens w:val="true"/>
               <w:spacing w:lineRule="auto" w:line="240" w:before="0" w:after="0"/>
               <w:jc w:val="both"/>
               <w:rPr>
@@ -4577,6 +4527,7 @@
                 <w:tab w:val="clear" w:pos="720"/>
                 <w:tab w:val="left" w:pos="4751" w:leader="none"/>
               </w:tabs>
+              <w:suppressAutoHyphens w:val="true"/>
               <w:spacing w:lineRule="auto" w:line="240" w:before="0" w:after="0"/>
               <w:jc w:val="both"/>
               <w:rPr>
@@ -4597,6 +4548,7 @@
                 <w:tab w:val="clear" w:pos="720"/>
                 <w:tab w:val="left" w:pos="4751" w:leader="none"/>
               </w:tabs>
+              <w:suppressAutoHyphens w:val="true"/>
               <w:spacing w:lineRule="auto" w:line="240" w:before="0" w:after="0"/>
               <w:jc w:val="center"/>
               <w:rPr>
@@ -4617,6 +4569,7 @@
                 <w:tab w:val="clear" w:pos="720"/>
                 <w:tab w:val="left" w:pos="4751" w:leader="none"/>
               </w:tabs>
+              <w:suppressAutoHyphens w:val="true"/>
               <w:spacing w:lineRule="auto" w:line="240" w:before="0" w:after="0"/>
               <w:jc w:val="center"/>
               <w:rPr>
@@ -4625,7 +4578,7 @@
             </w:pPr>
             <w:r>
               <w:rPr>
-                <w:kern w:val="0"/>
+                <w:b/>
               </w:rPr>
             </w:r>
           </w:p>
@@ -4633,6 +4586,7 @@
             <w:pPr>
               <w:pStyle w:val="NoSpacing"/>
               <w:widowControl/>
+              <w:suppressAutoHyphens w:val="true"/>
               <w:spacing w:before="0" w:after="0"/>
               <w:jc w:val="center"/>
               <w:rPr>
@@ -4645,7 +4599,6 @@
               <w:rPr>
                 <w:b/>
                 <w:bCs/>
-                <w:kern w:val="0"/>
                 <w:sz w:val="28"/>
               </w:rPr>
             </w:r>
@@ -4654,6 +4607,7 @@
             <w:pPr>
               <w:pStyle w:val="NoSpacing"/>
               <w:widowControl/>
+              <w:suppressAutoHyphens w:val="true"/>
               <w:spacing w:before="0" w:after="0"/>
               <w:jc w:val="center"/>
               <w:rPr>
@@ -4691,6 +4645,7 @@
             <w:pPr>
               <w:pStyle w:val="NoSpacing"/>
               <w:widowControl/>
+              <w:suppressAutoHyphens w:val="true"/>
               <w:spacing w:before="0" w:after="0"/>
               <w:jc w:val="center"/>
               <w:rPr>
@@ -4711,6 +4666,7 @@
             <w:pPr>
               <w:pStyle w:val="NoSpacing"/>
               <w:widowControl/>
+              <w:suppressAutoHyphens w:val="true"/>
               <w:spacing w:before="0" w:after="0"/>
               <w:jc w:val="center"/>
               <w:rPr>
@@ -4721,7 +4677,6 @@
             <w:r>
               <w:rPr>
                 <w:rFonts w:ascii="Verdana" w:hAnsi="Verdana"/>
-                <w:kern w:val="0"/>
                 <w:sz w:val="20"/>
               </w:rPr>
             </w:r>
@@ -4734,6 +4689,7 @@
                 <w:tab w:val="clear" w:pos="720"/>
                 <w:tab w:val="left" w:pos="5423" w:leader="none"/>
               </w:tabs>
+              <w:suppressAutoHyphens w:val="true"/>
               <w:spacing w:lineRule="auto" w:line="240" w:before="0" w:after="0"/>
               <w:jc w:val="start"/>
               <w:rPr>
@@ -4854,7 +4810,7 @@
                       <w:txbxContent>
                         <w:p>
                           <w:pPr>
-                            <w:pStyle w:val="FrameContents"/>
+                            <w:pStyle w:val="FrameContentsuser"/>
                             <w:spacing w:before="0" w:after="160"/>
                             <w:jc w:val="center"/>
                             <w:rPr>
@@ -4872,6 +4828,7 @@
                               <w:b/>
                               <w:i/>
                               <w:iCs/>
+                              <w:color w:val="000000"/>
                               <w:sz w:val="12"/>
                               <w:szCs w:val="12"/>
                             </w:rPr>
@@ -4898,7 +4855,7 @@
                 <w:txbxContent>
                   <w:p>
                     <w:pPr>
-                      <w:pStyle w:val="FrameContents"/>
+                      <w:pStyle w:val="FrameContentsuser"/>
                       <w:spacing w:before="0" w:after="160"/>
                       <w:jc w:val="center"/>
                       <w:rPr>
@@ -4916,6 +4873,7 @@
                         <w:b/>
                         <w:i/>
                         <w:iCs/>
+                        <w:color w:val="000000"/>
                         <w:sz w:val="12"/>
                         <w:szCs w:val="12"/>
                       </w:rPr>
@@ -4988,7 +4946,7 @@
                       <w:txbxContent>
                         <w:p>
                           <w:pPr>
-                            <w:pStyle w:val="FrameContents"/>
+                            <w:pStyle w:val="FrameContentsuser"/>
                             <w:spacing w:before="0" w:after="160"/>
                             <w:jc w:val="center"/>
                             <w:rPr>
@@ -5006,6 +4964,7 @@
                               <w:b/>
                               <w:i/>
                               <w:iCs/>
+                              <w:color w:val="000000"/>
                               <w:sz w:val="12"/>
                               <w:szCs w:val="12"/>
                             </w:rPr>
@@ -5032,7 +4991,7 @@
                 <w:txbxContent>
                   <w:p>
                     <w:pPr>
-                      <w:pStyle w:val="FrameContents"/>
+                      <w:pStyle w:val="FrameContentsuser"/>
                       <w:spacing w:before="0" w:after="160"/>
                       <w:jc w:val="center"/>
                       <w:rPr>
@@ -5050,6 +5009,7 @@
                         <w:b/>
                         <w:i/>
                         <w:iCs/>
+                        <w:color w:val="000000"/>
                         <w:sz w:val="12"/>
                         <w:szCs w:val="12"/>
                       </w:rPr>
@@ -5479,6 +5439,7 @@
     <w:qFormat/>
     <w:pPr>
       <w:widowControl/>
+      <w:suppressAutoHyphens w:val="true"/>
       <w:bidi w:val="0"/>
       <w:spacing w:lineRule="auto" w:line="259" w:before="0" w:after="160"/>
       <w:jc w:val="start"/>
@@ -5661,6 +5622,7 @@
     <w:qFormat/>
     <w:pPr>
       <w:widowControl/>
+      <w:suppressAutoHyphens w:val="true"/>
       <w:bidi w:val="0"/>
       <w:spacing w:lineRule="auto" w:line="240" w:before="0" w:after="0"/>
       <w:jc w:val="start"/>
@@ -5673,6 +5635,13 @@
       <w:szCs w:val="22"/>
       <w:lang w:val="en-US" w:eastAsia="en-US" w:bidi="ar-SA"/>
     </w:rPr>
+  </w:style>
+  <w:style w:type="paragraph" w:styleId="FrameContentsuser">
+    <w:name w:val="Frame Contents (user)"/>
+    <w:basedOn w:val="Normal"/>
+    <w:qFormat/>
+    <w:pPr/>
+    <w:rPr/>
   </w:style>
   <w:style w:type="paragraph" w:styleId="FrameContents">
     <w:name w:val="Frame Contents"/>
